--- a/ZedPath_Business_Case_Final.docx
+++ b/ZedPath_Business_Case_Final.docx
@@ -143,8 +143,8 @@
     </w:p>
     <w:p>
       <w:pPr>
-        <w:spacing w:after="80"/>
         <w:keepNext/>
+        <w:spacing w:after="80"/>
       </w:pPr>
     </w:p>
     <w:tbl>
@@ -161,8 +161,8 @@
       </w:tblGrid>
       <w:tr>
         <w:trPr>
+          <w:cantSplit/>
           <w:tblHeader/>
-          <w:cantSplit/>
         </w:trPr>
         <w:tc>
           <w:tcPr>
@@ -171,7 +171,6 @@
           </w:tcPr>
           <w:p>
             <w:pPr>
-              <w:keepNext/>
               <w:spacing w:after="0"/>
             </w:pPr>
             <w:r>
@@ -189,7 +188,6 @@
           </w:tcPr>
           <w:p>
             <w:pPr>
-              <w:keepNext/>
               <w:spacing w:after="0"/>
             </w:pPr>
             <w:r>
@@ -207,7 +205,6 @@
           </w:tcPr>
           <w:p>
             <w:pPr>
-              <w:keepNext/>
               <w:spacing w:after="0"/>
             </w:pPr>
             <w:r>
@@ -229,7 +226,6 @@
           </w:tcPr>
           <w:p>
             <w:pPr>
-              <w:keepNext/>
               <w:spacing w:after="0"/>
             </w:pPr>
             <w:r>
@@ -246,7 +242,6 @@
           </w:tcPr>
           <w:p>
             <w:pPr>
-              <w:keepNext/>
               <w:spacing w:after="0"/>
             </w:pPr>
             <w:r>
@@ -263,7 +258,6 @@
           </w:tcPr>
           <w:p>
             <w:pPr>
-              <w:keepNext/>
               <w:spacing w:after="0"/>
             </w:pPr>
             <w:r>
@@ -285,7 +279,6 @@
           </w:tcPr>
           <w:p>
             <w:pPr>
-              <w:keepNext/>
               <w:spacing w:after="0"/>
             </w:pPr>
             <w:r>
@@ -302,7 +295,6 @@
           </w:tcPr>
           <w:p>
             <w:pPr>
-              <w:keepNext/>
               <w:spacing w:after="0"/>
             </w:pPr>
             <w:r>
@@ -319,7 +311,6 @@
           </w:tcPr>
           <w:p>
             <w:pPr>
-              <w:keepNext/>
               <w:spacing w:after="0"/>
             </w:pPr>
             <w:r>
@@ -341,7 +332,6 @@
           </w:tcPr>
           <w:p>
             <w:pPr>
-              <w:keepNext/>
               <w:spacing w:after="0"/>
             </w:pPr>
             <w:r>
@@ -358,7 +348,6 @@
           </w:tcPr>
           <w:p>
             <w:pPr>
-              <w:keepNext/>
               <w:spacing w:after="0"/>
             </w:pPr>
             <w:r>
@@ -375,7 +364,6 @@
           </w:tcPr>
           <w:p>
             <w:pPr>
-              <w:keepNext/>
               <w:spacing w:after="0"/>
             </w:pPr>
             <w:r>
@@ -397,7 +385,6 @@
           </w:tcPr>
           <w:p>
             <w:pPr>
-              <w:keepNext/>
               <w:spacing w:after="0"/>
             </w:pPr>
             <w:r>
@@ -414,7 +401,6 @@
           </w:tcPr>
           <w:p>
             <w:pPr>
-              <w:keepNext/>
               <w:spacing w:after="0"/>
             </w:pPr>
             <w:r>
@@ -431,7 +417,6 @@
           </w:tcPr>
           <w:p>
             <w:pPr>
-              <w:keepNext/>
               <w:spacing w:after="0"/>
             </w:pPr>
             <w:r>
@@ -453,7 +438,6 @@
           </w:tcPr>
           <w:p>
             <w:pPr>
-              <w:keepNext/>
               <w:spacing w:after="0"/>
             </w:pPr>
             <w:r>
@@ -470,7 +454,6 @@
           </w:tcPr>
           <w:p>
             <w:pPr>
-              <w:keepNext/>
               <w:spacing w:after="0"/>
             </w:pPr>
             <w:r>
@@ -487,7 +470,6 @@
           </w:tcPr>
           <w:p>
             <w:pPr>
-              <w:keepNext/>
               <w:spacing w:after="0"/>
             </w:pPr>
             <w:r>
@@ -687,8 +669,8 @@
     </w:p>
     <w:p>
       <w:pPr>
-        <w:spacing w:after="80"/>
         <w:keepNext/>
+        <w:spacing w:after="80"/>
       </w:pPr>
     </w:p>
     <w:tbl>
@@ -705,8 +687,8 @@
       </w:tblGrid>
       <w:tr>
         <w:trPr>
+          <w:cantSplit/>
           <w:tblHeader/>
-          <w:cantSplit/>
         </w:trPr>
         <w:tc>
           <w:tcPr>
@@ -715,7 +697,6 @@
           </w:tcPr>
           <w:p>
             <w:pPr>
-              <w:keepNext/>
               <w:spacing w:after="0"/>
             </w:pPr>
             <w:r>
@@ -733,7 +714,6 @@
           </w:tcPr>
           <w:p>
             <w:pPr>
-              <w:keepNext/>
               <w:spacing w:after="0"/>
             </w:pPr>
             <w:r>
@@ -751,7 +731,6 @@
           </w:tcPr>
           <w:p>
             <w:pPr>
-              <w:keepNext/>
               <w:spacing w:after="0"/>
             </w:pPr>
             <w:r>
@@ -773,7 +752,6 @@
           </w:tcPr>
           <w:p>
             <w:pPr>
-              <w:keepNext/>
               <w:spacing w:after="0"/>
             </w:pPr>
             <w:r>
@@ -790,7 +768,6 @@
           </w:tcPr>
           <w:p>
             <w:pPr>
-              <w:keepNext/>
               <w:spacing w:after="0"/>
             </w:pPr>
             <w:r>
@@ -807,7 +784,6 @@
           </w:tcPr>
           <w:p>
             <w:pPr>
-              <w:keepNext/>
               <w:spacing w:after="0"/>
             </w:pPr>
             <w:r>
@@ -829,7 +805,6 @@
           </w:tcPr>
           <w:p>
             <w:pPr>
-              <w:keepNext/>
               <w:spacing w:after="0"/>
             </w:pPr>
             <w:r>
@@ -846,7 +821,6 @@
           </w:tcPr>
           <w:p>
             <w:pPr>
-              <w:keepNext/>
               <w:spacing w:after="0"/>
             </w:pPr>
             <w:r>
@@ -863,7 +837,6 @@
           </w:tcPr>
           <w:p>
             <w:pPr>
-              <w:keepNext/>
               <w:spacing w:after="0"/>
             </w:pPr>
             <w:r>
@@ -885,7 +858,6 @@
           </w:tcPr>
           <w:p>
             <w:pPr>
-              <w:keepNext/>
               <w:spacing w:after="0"/>
             </w:pPr>
             <w:r>
@@ -902,7 +874,6 @@
           </w:tcPr>
           <w:p>
             <w:pPr>
-              <w:keepNext/>
               <w:spacing w:after="0"/>
             </w:pPr>
             <w:r>
@@ -919,7 +890,6 @@
           </w:tcPr>
           <w:p>
             <w:pPr>
-              <w:keepNext/>
               <w:spacing w:after="0"/>
             </w:pPr>
             <w:r>
@@ -941,7 +911,6 @@
           </w:tcPr>
           <w:p>
             <w:pPr>
-              <w:keepNext/>
               <w:spacing w:after="0"/>
             </w:pPr>
             <w:r>
@@ -958,7 +927,6 @@
           </w:tcPr>
           <w:p>
             <w:pPr>
-              <w:keepNext/>
               <w:spacing w:after="0"/>
             </w:pPr>
             <w:r>
@@ -975,7 +943,6 @@
           </w:tcPr>
           <w:p>
             <w:pPr>
-              <w:keepNext/>
               <w:spacing w:after="0"/>
             </w:pPr>
             <w:r>
@@ -1087,12 +1054,6 @@
       <w:r>
         <w:t>ZedPath is a free, trilingual web and Android app. It rates every state course Safe, Likely or Reach from five years of district cut-offs and lists the other paths. It checks the student's preference order and tracks deadlines with reminders. Ask ZedPath, its AI assistant, answers in Sinhala, Tamil or English only from the official sources it retrieves, and every answer shows the page it came from so the student can check it.</w:t>
       </w:r>
-    </w:p>
-    <w:p>
-      <w:pPr>
-        <w:spacing w:after="80"/>
-        <w:keepNext/>
-      </w:pPr>
     </w:p>
     <w:tbl>
       <w:tblPr>
@@ -1108,8 +1069,8 @@
       </w:tblGrid>
       <w:tr>
         <w:trPr>
+          <w:cantSplit/>
           <w:tblHeader/>
-          <w:cantSplit/>
         </w:trPr>
         <w:tc>
           <w:tcPr>
@@ -1118,13 +1079,13 @@
           </w:tcPr>
           <w:p>
             <w:pPr>
-              <w:keepNext/>
-              <w:spacing w:after="0"/>
-            </w:pPr>
-            <w:r>
-              <w:rPr>
-                <w:sz w:val="18"/>
-              </w:rPr>
+              <w:spacing w:after="0"/>
+            </w:pPr>
+            <w:r>
+              <w:rPr>
+                <w:sz w:val="18"/>
+              </w:rPr>
+              <w:lastRenderedPageBreak/>
               <w:t>Feature</w:t>
             </w:r>
           </w:p>
@@ -1136,7 +1097,6 @@
           </w:tcPr>
           <w:p>
             <w:pPr>
-              <w:keepNext/>
               <w:spacing w:after="0"/>
             </w:pPr>
             <w:r>
@@ -1154,7 +1114,6 @@
           </w:tcPr>
           <w:p>
             <w:pPr>
-              <w:keepNext/>
               <w:spacing w:after="0"/>
             </w:pPr>
             <w:r>
@@ -1176,7 +1135,6 @@
           </w:tcPr>
           <w:p>
             <w:pPr>
-              <w:keepNext/>
               <w:spacing w:after="0"/>
             </w:pPr>
             <w:r>
@@ -1193,7 +1151,6 @@
           </w:tcPr>
           <w:p>
             <w:pPr>
-              <w:keepNext/>
               <w:spacing w:after="0"/>
             </w:pPr>
             <w:r>
@@ -1210,7 +1167,6 @@
           </w:tcPr>
           <w:p>
             <w:pPr>
-              <w:keepNext/>
               <w:spacing w:after="0"/>
             </w:pPr>
             <w:r>
@@ -1232,7 +1188,6 @@
           </w:tcPr>
           <w:p>
             <w:pPr>
-              <w:keepNext/>
               <w:spacing w:after="0"/>
             </w:pPr>
             <w:r>
@@ -1249,7 +1204,6 @@
           </w:tcPr>
           <w:p>
             <w:pPr>
-              <w:keepNext/>
               <w:spacing w:after="0"/>
             </w:pPr>
             <w:r>
@@ -1266,7 +1220,6 @@
           </w:tcPr>
           <w:p>
             <w:pPr>
-              <w:keepNext/>
               <w:spacing w:after="0"/>
             </w:pPr>
             <w:r>
@@ -1288,7 +1241,6 @@
           </w:tcPr>
           <w:p>
             <w:pPr>
-              <w:keepNext/>
               <w:spacing w:after="0"/>
             </w:pPr>
             <w:r>
@@ -1305,7 +1257,6 @@
           </w:tcPr>
           <w:p>
             <w:pPr>
-              <w:keepNext/>
               <w:spacing w:after="0"/>
             </w:pPr>
             <w:r>
@@ -1322,7 +1273,6 @@
           </w:tcPr>
           <w:p>
             <w:pPr>
-              <w:keepNext/>
               <w:spacing w:after="0"/>
             </w:pPr>
             <w:r>
@@ -1344,7 +1294,6 @@
           </w:tcPr>
           <w:p>
             <w:pPr>
-              <w:keepNext/>
               <w:spacing w:after="0"/>
             </w:pPr>
             <w:r>
@@ -1361,7 +1310,6 @@
           </w:tcPr>
           <w:p>
             <w:pPr>
-              <w:keepNext/>
               <w:spacing w:after="0"/>
             </w:pPr>
             <w:r>
@@ -1378,7 +1326,6 @@
           </w:tcPr>
           <w:p>
             <w:pPr>
-              <w:keepNext/>
               <w:spacing w:after="0"/>
             </w:pPr>
             <w:r>
@@ -1400,7 +1347,6 @@
           </w:tcPr>
           <w:p>
             <w:pPr>
-              <w:keepNext/>
               <w:spacing w:after="0"/>
             </w:pPr>
             <w:r>
@@ -1417,7 +1363,6 @@
           </w:tcPr>
           <w:p>
             <w:pPr>
-              <w:keepNext/>
               <w:spacing w:after="0"/>
             </w:pPr>
             <w:r>
@@ -1434,7 +1379,6 @@
           </w:tcPr>
           <w:p>
             <w:pPr>
-              <w:keepNext/>
               <w:spacing w:after="0"/>
             </w:pPr>
             <w:r>
@@ -1456,7 +1400,6 @@
           </w:tcPr>
           <w:p>
             <w:pPr>
-              <w:keepNext/>
               <w:spacing w:after="0"/>
             </w:pPr>
             <w:r>
@@ -1473,7 +1416,6 @@
           </w:tcPr>
           <w:p>
             <w:pPr>
-              <w:keepNext/>
               <w:spacing w:after="0"/>
             </w:pPr>
             <w:r>
@@ -1490,7 +1432,6 @@
           </w:tcPr>
           <w:p>
             <w:pPr>
-              <w:keepNext/>
               <w:spacing w:after="0"/>
             </w:pPr>
             <w:r>
@@ -1512,7 +1453,6 @@
           </w:tcPr>
           <w:p>
             <w:pPr>
-              <w:keepNext/>
               <w:spacing w:after="0"/>
             </w:pPr>
             <w:r>
@@ -1529,7 +1469,6 @@
           </w:tcPr>
           <w:p>
             <w:pPr>
-              <w:keepNext/>
               <w:spacing w:after="0"/>
             </w:pPr>
             <w:r>
@@ -1546,7 +1485,6 @@
           </w:tcPr>
           <w:p>
             <w:pPr>
-              <w:keepNext/>
               <w:spacing w:after="0"/>
             </w:pPr>
             <w:r>
@@ -1568,7 +1506,6 @@
           </w:tcPr>
           <w:p>
             <w:pPr>
-              <w:keepNext/>
               <w:spacing w:after="0"/>
             </w:pPr>
             <w:r>
@@ -1585,7 +1522,6 @@
           </w:tcPr>
           <w:p>
             <w:pPr>
-              <w:keepNext/>
               <w:spacing w:after="0"/>
             </w:pPr>
             <w:r>
@@ -1602,7 +1538,6 @@
           </w:tcPr>
           <w:p>
             <w:pPr>
-              <w:keepNext/>
               <w:spacing w:after="0"/>
             </w:pPr>
             <w:r>
@@ -1624,7 +1559,6 @@
           </w:tcPr>
           <w:p>
             <w:pPr>
-              <w:keepNext/>
               <w:spacing w:after="0"/>
             </w:pPr>
             <w:r>
@@ -1641,7 +1575,6 @@
           </w:tcPr>
           <w:p>
             <w:pPr>
-              <w:keepNext/>
               <w:spacing w:after="0"/>
             </w:pPr>
             <w:r>
@@ -1658,7 +1591,6 @@
           </w:tcPr>
           <w:p>
             <w:pPr>
-              <w:keepNext/>
               <w:spacing w:after="0"/>
             </w:pPr>
             <w:r>
@@ -1680,7 +1612,6 @@
           </w:tcPr>
           <w:p>
             <w:pPr>
-              <w:keepNext/>
               <w:spacing w:after="0"/>
             </w:pPr>
             <w:r>
@@ -1697,38 +1628,28 @@
           </w:tcPr>
           <w:p>
             <w:pPr>
-              <w:keepNext/>
-              <w:spacing w:after="0"/>
-            </w:pPr>
-            <w:r>
-              <w:rPr>
-                <w:sz w:val="18"/>
-              </w:rPr>
-              <w:t xml:space="preserve">The whole interface in Sinhala, Tamil and English, reviewed by native </w:t>
-            </w:r>
-            <w:r>
-              <w:rPr>
-                <w:sz w:val="18"/>
-              </w:rPr>
-              <w:lastRenderedPageBreak/>
-              <w:t>speakers</w:t>
-            </w:r>
-          </w:p>
-        </w:tc>
-        <w:tc>
-          <w:tcPr>
-            <w:tcW w:w="3120" w:type="dxa"/>
-          </w:tcPr>
-          <w:p>
-            <w:pPr>
-              <w:keepNext/>
-              <w:spacing w:after="0"/>
-            </w:pPr>
-            <w:r>
-              <w:rPr>
-                <w:sz w:val="18"/>
-              </w:rPr>
-              <w:lastRenderedPageBreak/>
+              <w:spacing w:after="0"/>
+            </w:pPr>
+            <w:r>
+              <w:rPr>
+                <w:sz w:val="18"/>
+              </w:rPr>
+              <w:t>The whole interface in Sinhala, Tamil and English, reviewed by native speakers</w:t>
+            </w:r>
+          </w:p>
+        </w:tc>
+        <w:tc>
+          <w:tcPr>
+            <w:tcW w:w="3120" w:type="dxa"/>
+          </w:tcPr>
+          <w:p>
+            <w:pPr>
+              <w:spacing w:after="0"/>
+            </w:pPr>
+            <w:r>
+              <w:rPr>
+                <w:sz w:val="18"/>
+              </w:rPr>
               <w:t>English-only tools</w:t>
             </w:r>
           </w:p>
@@ -1835,6 +1756,7 @@
         <w:rPr>
           <w:noProof/>
         </w:rPr>
+        <w:lastRenderedPageBreak/>
         <w:drawing>
           <wp:inline distT="0" distB="0" distL="0" distR="0" wp14:anchorId="4C7082C3" wp14:editId="4C7082C4">
             <wp:extent cx="5486400" cy="2090057"/>
@@ -1921,8 +1843,8 @@
       </w:tblGrid>
       <w:tr>
         <w:trPr>
+          <w:cantSplit/>
           <w:tblHeader/>
-          <w:cantSplit/>
         </w:trPr>
         <w:tc>
           <w:tcPr>
@@ -1931,7 +1853,6 @@
           </w:tcPr>
           <w:p>
             <w:pPr>
-              <w:keepNext/>
               <w:spacing w:after="0"/>
             </w:pPr>
             <w:r>
@@ -1949,7 +1870,6 @@
           </w:tcPr>
           <w:p>
             <w:pPr>
-              <w:keepNext/>
               <w:spacing w:after="0"/>
             </w:pPr>
             <w:r>
@@ -1967,7 +1887,6 @@
           </w:tcPr>
           <w:p>
             <w:pPr>
-              <w:keepNext/>
               <w:spacing w:after="0"/>
             </w:pPr>
             <w:r>
@@ -1989,7 +1908,6 @@
           </w:tcPr>
           <w:p>
             <w:pPr>
-              <w:keepNext/>
               <w:spacing w:after="0"/>
             </w:pPr>
             <w:r>
@@ -2006,7 +1924,6 @@
           </w:tcPr>
           <w:p>
             <w:pPr>
-              <w:keepNext/>
               <w:spacing w:after="0"/>
             </w:pPr>
             <w:r>
@@ -2023,7 +1940,6 @@
           </w:tcPr>
           <w:p>
             <w:pPr>
-              <w:keepNext/>
               <w:spacing w:after="0"/>
             </w:pPr>
             <w:r>
@@ -2045,7 +1961,6 @@
           </w:tcPr>
           <w:p>
             <w:pPr>
-              <w:keepNext/>
               <w:spacing w:after="0"/>
             </w:pPr>
             <w:r>
@@ -2062,7 +1977,6 @@
           </w:tcPr>
           <w:p>
             <w:pPr>
-              <w:keepNext/>
               <w:spacing w:after="0"/>
             </w:pPr>
             <w:r>
@@ -2079,7 +1993,6 @@
           </w:tcPr>
           <w:p>
             <w:pPr>
-              <w:keepNext/>
               <w:spacing w:after="0"/>
             </w:pPr>
             <w:r>
@@ -2101,7 +2014,6 @@
           </w:tcPr>
           <w:p>
             <w:pPr>
-              <w:keepNext/>
               <w:spacing w:after="0"/>
             </w:pPr>
             <w:r>
@@ -2118,7 +2030,6 @@
           </w:tcPr>
           <w:p>
             <w:pPr>
-              <w:keepNext/>
               <w:spacing w:after="0"/>
             </w:pPr>
             <w:r>
@@ -2135,7 +2046,6 @@
           </w:tcPr>
           <w:p>
             <w:pPr>
-              <w:keepNext/>
               <w:spacing w:after="0"/>
             </w:pPr>
             <w:r>
@@ -2157,7 +2067,6 @@
           </w:tcPr>
           <w:p>
             <w:pPr>
-              <w:keepNext/>
               <w:spacing w:after="0"/>
             </w:pPr>
             <w:r>
@@ -2174,7 +2083,6 @@
           </w:tcPr>
           <w:p>
             <w:pPr>
-              <w:keepNext/>
               <w:spacing w:after="0"/>
             </w:pPr>
             <w:r>
@@ -2191,7 +2099,6 @@
           </w:tcPr>
           <w:p>
             <w:pPr>
-              <w:keepNext/>
               <w:spacing w:after="0"/>
             </w:pPr>
             <w:r>
@@ -2259,8 +2166,8 @@
     </w:tbl>
     <w:p>
       <w:pPr>
-        <w:spacing w:after="80"/>
         <w:keepNext/>
+        <w:spacing w:after="80"/>
       </w:pPr>
     </w:p>
     <w:tbl>
@@ -2277,8 +2184,8 @@
       </w:tblGrid>
       <w:tr>
         <w:trPr>
+          <w:cantSplit/>
           <w:tblHeader/>
-          <w:cantSplit/>
         </w:trPr>
         <w:tc>
           <w:tcPr>
@@ -2287,14 +2194,12 @@
           </w:tcPr>
           <w:p>
             <w:pPr>
-              <w:keepNext/>
-              <w:spacing w:after="0"/>
-            </w:pPr>
-            <w:r>
-              <w:rPr>
-                <w:sz w:val="18"/>
-              </w:rPr>
-              <w:lastRenderedPageBreak/>
+              <w:spacing w:after="0"/>
+            </w:pPr>
+            <w:r>
+              <w:rPr>
+                <w:sz w:val="18"/>
+              </w:rPr>
               <w:t>Year-one channel</w:t>
             </w:r>
           </w:p>
@@ -2306,7 +2211,6 @@
           </w:tcPr>
           <w:p>
             <w:pPr>
-              <w:keepNext/>
               <w:spacing w:after="0"/>
             </w:pPr>
             <w:r>
@@ -2324,7 +2228,6 @@
           </w:tcPr>
           <w:p>
             <w:pPr>
-              <w:keepNext/>
               <w:spacing w:after="0"/>
             </w:pPr>
             <w:r>
@@ -2346,7 +2249,6 @@
           </w:tcPr>
           <w:p>
             <w:pPr>
-              <w:keepNext/>
               <w:spacing w:after="0"/>
             </w:pPr>
             <w:r>
@@ -2363,7 +2265,6 @@
           </w:tcPr>
           <w:p>
             <w:pPr>
-              <w:keepNext/>
               <w:spacing w:after="0"/>
             </w:pPr>
             <w:r>
@@ -2380,7 +2281,6 @@
           </w:tcPr>
           <w:p>
             <w:pPr>
-              <w:keepNext/>
               <w:spacing w:after="0"/>
             </w:pPr>
             <w:r>
@@ -2402,7 +2302,6 @@
           </w:tcPr>
           <w:p>
             <w:pPr>
-              <w:keepNext/>
               <w:spacing w:after="0"/>
             </w:pPr>
             <w:r>
@@ -2419,7 +2318,6 @@
           </w:tcPr>
           <w:p>
             <w:pPr>
-              <w:keepNext/>
               <w:spacing w:after="0"/>
             </w:pPr>
             <w:r>
@@ -2436,7 +2334,6 @@
           </w:tcPr>
           <w:p>
             <w:pPr>
-              <w:keepNext/>
               <w:spacing w:after="0"/>
             </w:pPr>
             <w:r>
@@ -2458,7 +2355,6 @@
           </w:tcPr>
           <w:p>
             <w:pPr>
-              <w:keepNext/>
               <w:spacing w:after="0"/>
             </w:pPr>
             <w:r>
@@ -2475,7 +2371,6 @@
           </w:tcPr>
           <w:p>
             <w:pPr>
-              <w:keepNext/>
               <w:spacing w:after="0"/>
             </w:pPr>
             <w:r>
@@ -2492,7 +2387,6 @@
           </w:tcPr>
           <w:p>
             <w:pPr>
-              <w:keepNext/>
               <w:spacing w:after="0"/>
             </w:pPr>
             <w:r>
@@ -2514,7 +2408,6 @@
           </w:tcPr>
           <w:p>
             <w:pPr>
-              <w:keepNext/>
               <w:spacing w:after="0"/>
             </w:pPr>
             <w:r>
@@ -2531,7 +2424,6 @@
           </w:tcPr>
           <w:p>
             <w:pPr>
-              <w:keepNext/>
               <w:spacing w:after="0"/>
             </w:pPr>
             <w:r>
@@ -2548,7 +2440,6 @@
           </w:tcPr>
           <w:p>
             <w:pPr>
-              <w:keepNext/>
               <w:spacing w:after="0"/>
             </w:pPr>
             <w:r>
@@ -2654,13 +2545,14 @@
         <w:keepLines/>
       </w:pPr>
       <w:r>
+        <w:lastRenderedPageBreak/>
         <w:t>Against the alternatives</w:t>
       </w:r>
     </w:p>
     <w:p>
       <w:pPr>
-        <w:spacing w:after="80"/>
         <w:keepNext/>
+        <w:spacing w:after="80"/>
       </w:pPr>
       <w:r>
         <w:t>Students already patch the answer together from eight sources; none combines their own results, every reachable path and dated deadlines.</w:t>
@@ -2680,8 +2572,8 @@
       </w:tblGrid>
       <w:tr>
         <w:trPr>
+          <w:cantSplit/>
           <w:tblHeader/>
-          <w:cantSplit/>
         </w:trPr>
         <w:tc>
           <w:tcPr>
@@ -2690,7 +2582,6 @@
           </w:tcPr>
           <w:p>
             <w:pPr>
-              <w:keepNext/>
               <w:spacing w:after="0"/>
             </w:pPr>
             <w:r>
@@ -2708,7 +2599,6 @@
           </w:tcPr>
           <w:p>
             <w:pPr>
-              <w:keepNext/>
               <w:spacing w:after="0"/>
             </w:pPr>
             <w:r>
@@ -2726,7 +2616,6 @@
           </w:tcPr>
           <w:p>
             <w:pPr>
-              <w:keepNext/>
               <w:spacing w:after="0"/>
             </w:pPr>
             <w:r>
@@ -2748,7 +2637,6 @@
           </w:tcPr>
           <w:p>
             <w:pPr>
-              <w:keepNext/>
               <w:spacing w:after="0"/>
             </w:pPr>
             <w:r>
@@ -2765,7 +2653,6 @@
           </w:tcPr>
           <w:p>
             <w:pPr>
-              <w:keepNext/>
               <w:spacing w:after="0"/>
             </w:pPr>
             <w:r>
@@ -2782,7 +2669,6 @@
           </w:tcPr>
           <w:p>
             <w:pPr>
-              <w:keepNext/>
               <w:spacing w:after="0"/>
             </w:pPr>
             <w:r>
@@ -2804,7 +2690,6 @@
           </w:tcPr>
           <w:p>
             <w:pPr>
-              <w:keepNext/>
               <w:spacing w:after="0"/>
             </w:pPr>
             <w:r>
@@ -2821,7 +2706,6 @@
           </w:tcPr>
           <w:p>
             <w:pPr>
-              <w:keepNext/>
               <w:spacing w:after="0"/>
             </w:pPr>
             <w:r>
@@ -2838,7 +2722,6 @@
           </w:tcPr>
           <w:p>
             <w:pPr>
-              <w:keepNext/>
               <w:spacing w:after="0"/>
             </w:pPr>
             <w:r>
@@ -2860,7 +2743,6 @@
           </w:tcPr>
           <w:p>
             <w:pPr>
-              <w:keepNext/>
               <w:spacing w:after="0"/>
             </w:pPr>
             <w:r>
@@ -2877,7 +2759,6 @@
           </w:tcPr>
           <w:p>
             <w:pPr>
-              <w:keepNext/>
               <w:spacing w:after="0"/>
             </w:pPr>
             <w:r>
@@ -2894,7 +2775,6 @@
           </w:tcPr>
           <w:p>
             <w:pPr>
-              <w:keepNext/>
               <w:spacing w:after="0"/>
             </w:pPr>
             <w:r>
@@ -2916,7 +2796,6 @@
           </w:tcPr>
           <w:p>
             <w:pPr>
-              <w:keepNext/>
               <w:spacing w:after="0"/>
             </w:pPr>
             <w:r>
@@ -2933,7 +2812,6 @@
           </w:tcPr>
           <w:p>
             <w:pPr>
-              <w:keepNext/>
               <w:spacing w:after="0"/>
             </w:pPr>
             <w:r>
@@ -2950,7 +2828,6 @@
           </w:tcPr>
           <w:p>
             <w:pPr>
-              <w:keepNext/>
               <w:spacing w:after="0"/>
             </w:pPr>
             <w:r>
@@ -2972,7 +2849,6 @@
           </w:tcPr>
           <w:p>
             <w:pPr>
-              <w:keepNext/>
               <w:spacing w:after="0"/>
             </w:pPr>
             <w:r>
@@ -2989,7 +2865,6 @@
           </w:tcPr>
           <w:p>
             <w:pPr>
-              <w:keepNext/>
               <w:spacing w:after="0"/>
             </w:pPr>
             <w:r>
@@ -3006,7 +2881,6 @@
           </w:tcPr>
           <w:p>
             <w:pPr>
-              <w:keepNext/>
               <w:spacing w:after="0"/>
             </w:pPr>
             <w:r>
@@ -3028,7 +2902,6 @@
           </w:tcPr>
           <w:p>
             <w:pPr>
-              <w:keepNext/>
               <w:spacing w:after="0"/>
             </w:pPr>
             <w:r>
@@ -3045,7 +2918,6 @@
           </w:tcPr>
           <w:p>
             <w:pPr>
-              <w:keepNext/>
               <w:spacing w:after="0"/>
             </w:pPr>
             <w:r>
@@ -3062,7 +2934,6 @@
           </w:tcPr>
           <w:p>
             <w:pPr>
-              <w:keepNext/>
               <w:spacing w:after="0"/>
             </w:pPr>
             <w:r>
@@ -3084,7 +2955,6 @@
           </w:tcPr>
           <w:p>
             <w:pPr>
-              <w:keepNext/>
               <w:spacing w:after="0"/>
             </w:pPr>
             <w:r>
@@ -3101,7 +2971,6 @@
           </w:tcPr>
           <w:p>
             <w:pPr>
-              <w:keepNext/>
               <w:spacing w:after="0"/>
             </w:pPr>
             <w:r>
@@ -3118,7 +2987,6 @@
           </w:tcPr>
           <w:p>
             <w:pPr>
-              <w:keepNext/>
               <w:spacing w:after="0"/>
             </w:pPr>
             <w:r>
@@ -3297,11 +3165,11 @@
     <w:p>
       <w:pPr>
         <w:pStyle w:val="Heading2"/>
-        <w:keepNext/>
         <w:keepLines/>
         <w:pageBreakBefore/>
       </w:pPr>
       <w:r>
+        <w:lastRenderedPageBreak/>
         <w:t>5. Implementation</w:t>
       </w:r>
     </w:p>
@@ -3555,7 +3423,6 @@
         <w:rPr>
           <w:b/>
         </w:rPr>
-        <w:lastRenderedPageBreak/>
         <w:t>Seniors spread it.</w:t>
       </w:r>
       <w:r>
@@ -3570,6 +3437,7 @@
         <w:rPr>
           <w:noProof/>
         </w:rPr>
+        <w:lastRenderedPageBreak/>
         <w:drawing>
           <wp:inline distT="0" distB="0" distL="0" distR="0" wp14:anchorId="4C7082C7" wp14:editId="4C7082C8">
             <wp:extent cx="5486400" cy="1812471"/>
@@ -3632,8 +3500,8 @@
     </w:p>
     <w:p>
       <w:pPr>
-        <w:spacing w:after="80"/>
         <w:keepNext/>
+        <w:spacing w:after="80"/>
       </w:pPr>
       <w:r>
         <w:t>ZedPath is funded from several small income streams, so no single partner decides its future. The core stays free for every student, and no stream can buy a higher place in a student's results.</w:t>
@@ -3654,8 +3522,8 @@
       </w:tblGrid>
       <w:tr>
         <w:trPr>
+          <w:cantSplit/>
           <w:tblHeader/>
-          <w:cantSplit/>
         </w:trPr>
         <w:tc>
           <w:tcPr>
@@ -3664,7 +3532,6 @@
           </w:tcPr>
           <w:p>
             <w:pPr>
-              <w:keepNext/>
               <w:spacing w:after="0"/>
             </w:pPr>
             <w:r>
@@ -3682,7 +3549,6 @@
           </w:tcPr>
           <w:p>
             <w:pPr>
-              <w:keepNext/>
               <w:spacing w:after="0"/>
             </w:pPr>
             <w:r>
@@ -3700,7 +3566,6 @@
           </w:tcPr>
           <w:p>
             <w:pPr>
-              <w:keepNext/>
               <w:spacing w:after="0"/>
             </w:pPr>
             <w:r>
@@ -3718,7 +3583,6 @@
           </w:tcPr>
           <w:p>
             <w:pPr>
-              <w:keepNext/>
               <w:spacing w:after="0"/>
             </w:pPr>
             <w:r>
@@ -3740,7 +3604,6 @@
           </w:tcPr>
           <w:p>
             <w:pPr>
-              <w:keepNext/>
               <w:spacing w:after="0"/>
             </w:pPr>
             <w:r>
@@ -3757,7 +3620,6 @@
           </w:tcPr>
           <w:p>
             <w:pPr>
-              <w:keepNext/>
               <w:spacing w:after="0"/>
             </w:pPr>
             <w:r>
@@ -3774,7 +3636,6 @@
           </w:tcPr>
           <w:p>
             <w:pPr>
-              <w:keepNext/>
               <w:spacing w:after="0"/>
             </w:pPr>
             <w:r>
@@ -3791,7 +3652,6 @@
           </w:tcPr>
           <w:p>
             <w:pPr>
-              <w:keepNext/>
               <w:spacing w:after="0"/>
             </w:pPr>
             <w:r>
@@ -3813,7 +3673,6 @@
           </w:tcPr>
           <w:p>
             <w:pPr>
-              <w:keepNext/>
               <w:spacing w:after="0"/>
             </w:pPr>
             <w:r>
@@ -3830,7 +3689,6 @@
           </w:tcPr>
           <w:p>
             <w:pPr>
-              <w:keepNext/>
               <w:spacing w:after="0"/>
             </w:pPr>
             <w:r>
@@ -3847,7 +3705,6 @@
           </w:tcPr>
           <w:p>
             <w:pPr>
-              <w:keepNext/>
               <w:spacing w:after="0"/>
             </w:pPr>
             <w:r>
@@ -3864,7 +3721,6 @@
           </w:tcPr>
           <w:p>
             <w:pPr>
-              <w:keepNext/>
               <w:spacing w:after="0"/>
             </w:pPr>
             <w:r>
@@ -3965,13 +3821,13 @@
         <w:t>Year-one costs are small</w:t>
       </w:r>
       <w:r>
-        <w:t>, because the app runs on serverless infrastructure and volunteers cover the language review. Figures use about LKR 300 per USD.</w:t>
-      </w:r>
-    </w:p>
-    <w:p>
-      <w:pPr>
-        <w:spacing w:after="80"/>
+        <w:t>, because the app runs on serverless infrastructure and the founder and volunteers cover the language review and data checking. Figures use about LKR 300 per USD.</w:t>
+      </w:r>
+    </w:p>
+    <w:p>
+      <w:pPr>
         <w:keepNext/>
+        <w:spacing w:after="80"/>
       </w:pPr>
     </w:p>
     <w:tbl>
@@ -3987,8 +3843,8 @@
       </w:tblGrid>
       <w:tr>
         <w:trPr>
+          <w:cantSplit/>
           <w:tblHeader/>
-          <w:cantSplit/>
         </w:trPr>
         <w:tc>
           <w:tcPr>
@@ -3997,7 +3853,6 @@
           </w:tcPr>
           <w:p>
             <w:pPr>
-              <w:keepNext/>
               <w:spacing w:after="0"/>
             </w:pPr>
             <w:r>
@@ -4015,7 +3870,6 @@
           </w:tcPr>
           <w:p>
             <w:pPr>
-              <w:keepNext/>
               <w:spacing w:after="0"/>
             </w:pPr>
             <w:r>
@@ -4037,7 +3891,6 @@
           </w:tcPr>
           <w:p>
             <w:pPr>
-              <w:keepNext/>
               <w:spacing w:after="0"/>
             </w:pPr>
             <w:r>
@@ -4054,7 +3907,6 @@
           </w:tcPr>
           <w:p>
             <w:pPr>
-              <w:keepNext/>
               <w:spacing w:after="0"/>
             </w:pPr>
             <w:r>
@@ -4076,7 +3928,6 @@
           </w:tcPr>
           <w:p>
             <w:pPr>
-              <w:keepNext/>
               <w:spacing w:after="0"/>
             </w:pPr>
             <w:r>
@@ -4093,7 +3944,6 @@
           </w:tcPr>
           <w:p>
             <w:pPr>
-              <w:keepNext/>
               <w:spacing w:after="0"/>
             </w:pPr>
             <w:r>
@@ -4115,7 +3965,6 @@
           </w:tcPr>
           <w:p>
             <w:pPr>
-              <w:keepNext/>
               <w:spacing w:after="0"/>
             </w:pPr>
             <w:r>
@@ -4132,7 +3981,6 @@
           </w:tcPr>
           <w:p>
             <w:pPr>
-              <w:keepNext/>
               <w:spacing w:after="0"/>
             </w:pPr>
             <w:r>
@@ -4154,7 +4002,6 @@
           </w:tcPr>
           <w:p>
             <w:pPr>
-              <w:keepNext/>
               <w:spacing w:after="0"/>
             </w:pPr>
             <w:r>
@@ -4171,7 +4018,6 @@
           </w:tcPr>
           <w:p>
             <w:pPr>
-              <w:keepNext/>
               <w:spacing w:after="0"/>
             </w:pPr>
             <w:r>
@@ -4193,7 +4039,6 @@
           </w:tcPr>
           <w:p>
             <w:pPr>
-              <w:keepNext/>
               <w:spacing w:after="0"/>
             </w:pPr>
             <w:r>
@@ -4210,7 +4055,6 @@
           </w:tcPr>
           <w:p>
             <w:pPr>
-              <w:keepNext/>
               <w:spacing w:after="0"/>
             </w:pPr>
             <w:r>
@@ -4232,7 +4076,6 @@
           </w:tcPr>
           <w:p>
             <w:pPr>
-              <w:keepNext/>
               <w:spacing w:after="0"/>
             </w:pPr>
             <w:r>
@@ -4249,7 +4092,6 @@
           </w:tcPr>
           <w:p>
             <w:pPr>
-              <w:keepNext/>
               <w:spacing w:after="0"/>
             </w:pPr>
             <w:r>
@@ -4271,15 +4113,13 @@
           </w:tcPr>
           <w:p>
             <w:pPr>
-              <w:keepNext/>
-              <w:spacing w:after="0"/>
-            </w:pPr>
-            <w:r>
-              <w:rPr>
-                <w:sz w:val="18"/>
-              </w:rPr>
-              <w:lastRenderedPageBreak/>
-              <w:t>Data checker for the four-month admission season (student stipend, LKR 5,000 a month)</w:t>
+              <w:spacing w:after="0"/>
+            </w:pPr>
+            <w:r>
+              <w:rPr>
+                <w:sz w:val="18"/>
+              </w:rPr>
+              <w:t>Data checker for the admission season (the founder or a volunteer)</w:t>
             </w:r>
           </w:p>
         </w:tc>
@@ -4289,14 +4129,13 @@
           </w:tcPr>
           <w:p>
             <w:pPr>
-              <w:keepNext/>
-              <w:spacing w:after="0"/>
-            </w:pPr>
-            <w:r>
-              <w:rPr>
-                <w:sz w:val="18"/>
-              </w:rPr>
-              <w:t>20,000</w:t>
+              <w:spacing w:after="0"/>
+            </w:pPr>
+            <w:r>
+              <w:rPr>
+                <w:sz w:val="18"/>
+              </w:rPr>
+              <w:t>0 (founder or volunteer)</w:t>
             </w:r>
           </w:p>
         </w:tc>
@@ -4335,7 +4174,7 @@
                 <w:b/>
                 <w:sz w:val="18"/>
               </w:rPr>
-              <w:t>98,100</w:t>
+              <w:t>78,100</w:t>
             </w:r>
           </w:p>
         </w:tc>
@@ -4346,7 +4185,7 @@
         <w:spacing w:after="80"/>
       </w:pPr>
       <w:r>
-        <w:t>That is about LKR 10 per student a year, of which AI answers are about LKR 4.60. Plus at 2% of students brings LKR 98,000, almost exactly year one's cost (LKR 98,100). One CSR grant (LKR 100,000) covers the gap and funds the next cycle's growth, for LKR 198,000 in all.</w:t>
+        <w:t>That is about LKR 8 per student a year, of which AI answers are about LKR 4.60. Plus at 2% of students brings LKR 98,000, which covers year one's cost (LKR 78,100) with a margin. One CSR grant (LKR 100,000) funds the next cycle's growth, for LKR 198,000 in all.</w:t>
       </w:r>
     </w:p>
     <w:p>
@@ -4360,8 +4199,8 @@
     </w:p>
     <w:p>
       <w:pPr>
-        <w:spacing w:after="80"/>
         <w:keepNext/>
+        <w:spacing w:after="80"/>
       </w:pPr>
       <w:r>
         <w:t>The biggest risk is a wrong rule shown with confidence; every safeguard below exists to stop that.</w:t>
@@ -4381,8 +4220,8 @@
       </w:tblGrid>
       <w:tr>
         <w:trPr>
+          <w:cantSplit/>
           <w:tblHeader/>
-          <w:cantSplit/>
         </w:trPr>
         <w:tc>
           <w:tcPr>
@@ -4391,7 +4230,6 @@
           </w:tcPr>
           <w:p>
             <w:pPr>
-              <w:keepNext/>
               <w:spacing w:after="0"/>
             </w:pPr>
             <w:r>
@@ -4409,7 +4247,6 @@
           </w:tcPr>
           <w:p>
             <w:pPr>
-              <w:keepNext/>
               <w:spacing w:after="0"/>
             </w:pPr>
             <w:r>
@@ -4427,7 +4264,6 @@
           </w:tcPr>
           <w:p>
             <w:pPr>
-              <w:keepNext/>
               <w:spacing w:after="0"/>
             </w:pPr>
             <w:r>
@@ -4449,7 +4285,6 @@
           </w:tcPr>
           <w:p>
             <w:pPr>
-              <w:keepNext/>
               <w:spacing w:after="0"/>
             </w:pPr>
             <w:r>
@@ -4466,7 +4301,6 @@
           </w:tcPr>
           <w:p>
             <w:pPr>
-              <w:keepNext/>
               <w:spacing w:after="0"/>
             </w:pPr>
             <w:r>
@@ -4483,7 +4317,6 @@
           </w:tcPr>
           <w:p>
             <w:pPr>
-              <w:keepNext/>
               <w:spacing w:after="0"/>
             </w:pPr>
             <w:r>
@@ -4505,7 +4338,6 @@
           </w:tcPr>
           <w:p>
             <w:pPr>
-              <w:keepNext/>
               <w:spacing w:after="0"/>
             </w:pPr>
             <w:r>
@@ -4522,7 +4354,6 @@
           </w:tcPr>
           <w:p>
             <w:pPr>
-              <w:keepNext/>
               <w:spacing w:after="0"/>
             </w:pPr>
             <w:r>
@@ -4539,7 +4370,6 @@
           </w:tcPr>
           <w:p>
             <w:pPr>
-              <w:keepNext/>
               <w:spacing w:after="0"/>
             </w:pPr>
             <w:r>
@@ -4561,7 +4391,6 @@
           </w:tcPr>
           <w:p>
             <w:pPr>
-              <w:keepNext/>
               <w:spacing w:after="0"/>
             </w:pPr>
             <w:r>
@@ -4578,7 +4407,6 @@
           </w:tcPr>
           <w:p>
             <w:pPr>
-              <w:keepNext/>
               <w:spacing w:after="0"/>
             </w:pPr>
             <w:r>
@@ -4595,7 +4423,6 @@
           </w:tcPr>
           <w:p>
             <w:pPr>
-              <w:keepNext/>
               <w:spacing w:after="0"/>
             </w:pPr>
             <w:r>
@@ -4617,7 +4444,6 @@
           </w:tcPr>
           <w:p>
             <w:pPr>
-              <w:keepNext/>
               <w:spacing w:after="0"/>
             </w:pPr>
             <w:r>
@@ -4634,7 +4460,6 @@
           </w:tcPr>
           <w:p>
             <w:pPr>
-              <w:keepNext/>
               <w:spacing w:after="0"/>
             </w:pPr>
             <w:r>
@@ -4651,7 +4476,6 @@
           </w:tcPr>
           <w:p>
             <w:pPr>
-              <w:keepNext/>
               <w:spacing w:after="0"/>
             </w:pPr>
             <w:r>
@@ -4673,7 +4497,6 @@
           </w:tcPr>
           <w:p>
             <w:pPr>
-              <w:keepNext/>
               <w:spacing w:after="0"/>
             </w:pPr>
             <w:r>
@@ -4690,7 +4513,6 @@
           </w:tcPr>
           <w:p>
             <w:pPr>
-              <w:keepNext/>
               <w:spacing w:after="0"/>
             </w:pPr>
             <w:r>
@@ -4707,7 +4529,6 @@
           </w:tcPr>
           <w:p>
             <w:pPr>
-              <w:keepNext/>
               <w:spacing w:after="0"/>
             </w:pPr>
             <w:r>
@@ -4729,7 +4550,6 @@
           </w:tcPr>
           <w:p>
             <w:pPr>
-              <w:keepNext/>
               <w:spacing w:after="0"/>
             </w:pPr>
             <w:r>
@@ -4746,7 +4566,6 @@
           </w:tcPr>
           <w:p>
             <w:pPr>
-              <w:keepNext/>
               <w:spacing w:after="0"/>
             </w:pPr>
             <w:r>
@@ -4763,7 +4582,6 @@
           </w:tcPr>
           <w:p>
             <w:pPr>
-              <w:keepNext/>
               <w:spacing w:after="0"/>
             </w:pPr>
             <w:r>
@@ -4785,7 +4603,6 @@
           </w:tcPr>
           <w:p>
             <w:pPr>
-              <w:keepNext/>
               <w:spacing w:after="0"/>
             </w:pPr>
             <w:r>
@@ -4802,7 +4619,6 @@
           </w:tcPr>
           <w:p>
             <w:pPr>
-              <w:keepNext/>
               <w:spacing w:after="0"/>
             </w:pPr>
             <w:r>
@@ -4819,7 +4635,6 @@
           </w:tcPr>
           <w:p>
             <w:pPr>
-              <w:keepNext/>
               <w:spacing w:after="0"/>
             </w:pPr>
             <w:r>
@@ -5136,7 +4951,7 @@
     <w:sectPr>
       <w:pgSz w:w="12240" w:h="15840"/>
       <w:pgMar w:top="1020" w:right="1134" w:bottom="1020" w:left="1134" w:header="720" w:footer="720" w:gutter="0"/>
-      <w:pgBorders w:offsetFrom="page" w:display="firstPage">
+      <w:pgBorders w:display="firstPage" w:offsetFrom="page">
         <w:top w:val="double" w:sz="12" w:space="24" w:color="1D3461"/>
         <w:left w:val="double" w:sz="12" w:space="24" w:color="1D3461"/>
         <w:bottom w:val="double" w:sz="12" w:space="24" w:color="1D3461"/>

--- a/ZedPath_Business_Case_Final.docx
+++ b/ZedPath_Business_Case_Final.docx
@@ -111,8 +111,16 @@
         <w:pStyle w:val="Heading2"/>
         <w:keepLines/>
         <w:pageBreakBefore/>
-      </w:pPr>
-      <w:r>
+        <w:rPr>
+          <w:sz w:val="32"/>
+          <w:szCs w:val="32"/>
+        </w:rPr>
+      </w:pPr>
+      <w:r>
+        <w:rPr>
+          <w:sz w:val="32"/>
+          <w:szCs w:val="32"/>
+        </w:rPr>
         <w:lastRenderedPageBreak/>
         <w:t>1. The problem</w:t>
       </w:r>
@@ -138,7 +146,10 @@
         <w:spacing w:after="80"/>
       </w:pPr>
       <w:r>
-        <w:t>The other paths run on their own calendars:</w:t>
+        <w:t xml:space="preserve">The </w:t>
+      </w:r>
+      <w:r>
+        <w:t>paths run on their own calendars:</w:t>
       </w:r>
     </w:p>
     <w:p>
@@ -626,20 +637,19 @@
     </w:p>
     <w:p>
       <w:pPr>
-        <w:pStyle w:val="ListParagraph"/>
-        <w:numPr>
-          <w:ilvl w:val="0"/>
-          <w:numId w:val="2"/>
-        </w:numPr>
-        <w:spacing w:after="80"/>
-      </w:pPr>
-    </w:p>
-    <w:p>
-      <w:pPr>
-        <w:spacing w:after="80"/>
-      </w:pPr>
-      <w:r>
-        <w:t>The National Education Commission found most students and parents unaware of alternative education and career options [3], and school guidance "more substantial on paper than in reality", especially in rural areas.</w:t>
+        <w:spacing w:after="80"/>
+        <w:ind w:left="360"/>
+      </w:pPr>
+    </w:p>
+    <w:p>
+      <w:pPr>
+        <w:spacing w:after="80"/>
+      </w:pPr>
+      <w:r>
+        <w:t>T</w:t>
+      </w:r>
+      <w:r>
+        <w:t>he National Education Commission found most students and parents unaware of alternative education and career options [3], and school guidance "more substantial on paper than in reality", especially in rural areas.</w:t>
       </w:r>
     </w:p>
     <w:p>
@@ -1029,8 +1039,16 @@
       <w:pPr>
         <w:pStyle w:val="Heading2"/>
         <w:keepLines/>
-      </w:pPr>
-      <w:r>
+        <w:rPr>
+          <w:sz w:val="32"/>
+          <w:szCs w:val="32"/>
+        </w:rPr>
+      </w:pPr>
+      <w:r>
+        <w:rPr>
+          <w:sz w:val="32"/>
+          <w:szCs w:val="32"/>
+        </w:rPr>
         <w:t>2. Proposed solution: ZedPath</w:t>
       </w:r>
     </w:p>
@@ -1052,7 +1070,13 @@
         <w:spacing w:after="80"/>
       </w:pPr>
       <w:r>
-        <w:t>ZedPath is a free, trilingual web and Android app. It rates every state course Safe, Likely or Reach from five years of district cut-offs and lists the other paths. It checks the student's preference order and tracks deadlines with reminders. Ask ZedPath, its AI assistant, answers in Sinhala, Tamil or English only from the official sources it retrieves, and every answer shows the page it came from so the student can check it.</w:t>
+        <w:t xml:space="preserve">ZedPath is a free, trilingual web </w:t>
+      </w:r>
+      <w:r>
+        <w:t>that also comes as a native</w:t>
+      </w:r>
+      <w:r>
+        <w:t xml:space="preserve"> app. It rates every state course Safe, Likely or Reach from five years of district cut-offs and lists the other paths. It checks the student's preference order and tracks deadlines with reminders. Ask ZedPath, its AI assistant, answers in Sinhala, Tamil or English only from the official sources it retrieves, and every answer shows the page it came from so the student can check it.</w:t>
       </w:r>
     </w:p>
     <w:tbl>
@@ -1085,592 +1109,592 @@
               <w:rPr>
                 <w:sz w:val="18"/>
               </w:rPr>
+              <w:t>Feature</w:t>
+            </w:r>
+          </w:p>
+        </w:tc>
+        <w:tc>
+          <w:tcPr>
+            <w:tcW w:w="3120" w:type="dxa"/>
+            <w:shd w:val="clear" w:color="auto" w:fill="F2F2F2"/>
+          </w:tcPr>
+          <w:p>
+            <w:pPr>
+              <w:spacing w:after="0"/>
+            </w:pPr>
+            <w:r>
+              <w:rPr>
+                <w:sz w:val="18"/>
+              </w:rPr>
+              <w:t>What the student gets</w:t>
+            </w:r>
+          </w:p>
+        </w:tc>
+        <w:tc>
+          <w:tcPr>
+            <w:tcW w:w="3120" w:type="dxa"/>
+            <w:shd w:val="clear" w:color="auto" w:fill="F2F2F2"/>
+          </w:tcPr>
+          <w:p>
+            <w:pPr>
+              <w:spacing w:after="0"/>
+            </w:pPr>
+            <w:r>
+              <w:rPr>
+                <w:sz w:val="18"/>
+              </w:rPr>
+              <w:t>Problem it removes</w:t>
+            </w:r>
+          </w:p>
+        </w:tc>
+      </w:tr>
+      <w:tr>
+        <w:trPr>
+          <w:cantSplit/>
+        </w:trPr>
+        <w:tc>
+          <w:tcPr>
+            <w:tcW w:w="3120" w:type="dxa"/>
+          </w:tcPr>
+          <w:p>
+            <w:pPr>
+              <w:spacing w:after="0"/>
+            </w:pPr>
+            <w:r>
+              <w:rPr>
+                <w:sz w:val="18"/>
+              </w:rPr>
+              <w:t>Enter results once</w:t>
+            </w:r>
+          </w:p>
+        </w:tc>
+        <w:tc>
+          <w:tcPr>
+            <w:tcW w:w="3120" w:type="dxa"/>
+          </w:tcPr>
+          <w:p>
+            <w:pPr>
+              <w:spacing w:after="0"/>
+            </w:pPr>
+            <w:r>
+              <w:rPr>
+                <w:sz w:val="18"/>
+              </w:rPr>
+              <w:t>Stream, district, Z-score and subject grades, entered one time and reused everywhere</w:t>
+            </w:r>
+          </w:p>
+        </w:tc>
+        <w:tc>
+          <w:tcPr>
+            <w:tcW w:w="3120" w:type="dxa"/>
+          </w:tcPr>
+          <w:p>
+            <w:pPr>
+              <w:spacing w:after="0"/>
+            </w:pPr>
+            <w:r>
+              <w:rPr>
+                <w:sz w:val="18"/>
+              </w:rPr>
+              <w:t>Re-checking the same facts on every site</w:t>
+            </w:r>
+          </w:p>
+        </w:tc>
+      </w:tr>
+      <w:tr>
+        <w:trPr>
+          <w:cantSplit/>
+        </w:trPr>
+        <w:tc>
+          <w:tcPr>
+            <w:tcW w:w="3120" w:type="dxa"/>
+          </w:tcPr>
+          <w:p>
+            <w:pPr>
+              <w:spacing w:after="0"/>
+            </w:pPr>
+            <w:r>
+              <w:rPr>
+                <w:sz w:val="18"/>
+              </w:rPr>
+              <w:t>Every path</w:t>
+            </w:r>
+          </w:p>
+        </w:tc>
+        <w:tc>
+          <w:tcPr>
+            <w:tcW w:w="3120" w:type="dxa"/>
+          </w:tcPr>
+          <w:p>
+            <w:pPr>
+              <w:spacing w:after="0"/>
+            </w:pPr>
+            <w:r>
+              <w:rPr>
+                <w:sz w:val="18"/>
+              </w:rPr>
+              <w:t>All 255 state course codes (Uni-Codes) rated Safe, Likely or Reach from five years of district cut-offs [2][6], beside private degrees, job exams, vocational courses, study abroad, etc.</w:t>
+            </w:r>
+          </w:p>
+        </w:tc>
+        <w:tc>
+          <w:tcPr>
+            <w:tcW w:w="3120" w:type="dxa"/>
+          </w:tcPr>
+          <w:p>
+            <w:pPr>
+              <w:spacing w:after="0"/>
+            </w:pPr>
+            <w:r>
+              <w:rPr>
+                <w:sz w:val="18"/>
+              </w:rPr>
+              <w:t>Not knowing the other paths</w:t>
+            </w:r>
+          </w:p>
+        </w:tc>
+      </w:tr>
+      <w:tr>
+        <w:trPr>
+          <w:cantSplit/>
+        </w:trPr>
+        <w:tc>
+          <w:tcPr>
+            <w:tcW w:w="3120" w:type="dxa"/>
+          </w:tcPr>
+          <w:p>
+            <w:pPr>
+              <w:spacing w:after="0"/>
+            </w:pPr>
+            <w:r>
+              <w:rPr>
+                <w:sz w:val="18"/>
+              </w:rPr>
+              <w:t>Course pages</w:t>
+            </w:r>
+          </w:p>
+        </w:tc>
+        <w:tc>
+          <w:tcPr>
+            <w:tcW w:w="3120" w:type="dxa"/>
+          </w:tcPr>
+          <w:p>
+            <w:pPr>
+              <w:spacing w:after="0"/>
+            </w:pPr>
+            <w:r>
+              <w:rPr>
+                <w:sz w:val="18"/>
+              </w:rPr>
+              <w:t>Entry rules checked against the student's own grades, aptitude-test flags, the cut-off history and the official syllabus</w:t>
+            </w:r>
+          </w:p>
+        </w:tc>
+        <w:tc>
+          <w:tcPr>
+            <w:tcW w:w="3120" w:type="dxa"/>
+          </w:tcPr>
+          <w:p>
+            <w:pPr>
+              <w:spacing w:after="0"/>
+            </w:pPr>
+            <w:r>
+              <w:rPr>
+                <w:sz w:val="18"/>
+              </w:rPr>
+              <w:t>Ineligible choices; "what does this degree teach?"</w:t>
+            </w:r>
+          </w:p>
+        </w:tc>
+      </w:tr>
+      <w:tr>
+        <w:trPr>
+          <w:cantSplit/>
+        </w:trPr>
+        <w:tc>
+          <w:tcPr>
+            <w:tcW w:w="3120" w:type="dxa"/>
+          </w:tcPr>
+          <w:p>
+            <w:pPr>
+              <w:spacing w:after="0"/>
+            </w:pPr>
+            <w:r>
+              <w:rPr>
+                <w:sz w:val="18"/>
+              </w:rPr>
+              <w:t>My list</w:t>
+            </w:r>
+          </w:p>
+        </w:tc>
+        <w:tc>
+          <w:tcPr>
+            <w:tcW w:w="3120" w:type="dxa"/>
+          </w:tcPr>
+          <w:p>
+            <w:pPr>
+              <w:spacing w:after="0"/>
+            </w:pPr>
+            <w:r>
+              <w:rPr>
+                <w:sz w:val="18"/>
+              </w:rPr>
+              <w:t>The UGC preference list (up to 125 courses), with warnings when the order blocks a course the student wants more</w:t>
+            </w:r>
+          </w:p>
+        </w:tc>
+        <w:tc>
+          <w:tcPr>
+            <w:tcW w:w="3120" w:type="dxa"/>
+          </w:tcPr>
+          <w:p>
+            <w:pPr>
+              <w:spacing w:after="0"/>
+            </w:pPr>
+            <w:r>
+              <w:rPr>
+                <w:sz w:val="18"/>
+              </w:rPr>
+              <w:t>A badly ordered list</w:t>
+            </w:r>
+          </w:p>
+        </w:tc>
+      </w:tr>
+      <w:tr>
+        <w:trPr>
+          <w:cantSplit/>
+        </w:trPr>
+        <w:tc>
+          <w:tcPr>
+            <w:tcW w:w="3120" w:type="dxa"/>
+          </w:tcPr>
+          <w:p>
+            <w:pPr>
+              <w:spacing w:after="0"/>
+            </w:pPr>
+            <w:r>
+              <w:rPr>
+                <w:sz w:val="18"/>
+              </w:rPr>
+              <w:t>Compare</w:t>
+            </w:r>
+          </w:p>
+        </w:tc>
+        <w:tc>
+          <w:tcPr>
+            <w:tcW w:w="3120" w:type="dxa"/>
+          </w:tcPr>
+          <w:p>
+            <w:pPr>
+              <w:spacing w:after="0"/>
+            </w:pPr>
+            <w:r>
+              <w:rPr>
+                <w:sz w:val="18"/>
+              </w:rPr>
+              <w:t>Up to three courses side by side: chance, length, first-year subjects, extra steps</w:t>
+            </w:r>
+          </w:p>
+        </w:tc>
+        <w:tc>
+          <w:tcPr>
+            <w:tcW w:w="3120" w:type="dxa"/>
+          </w:tcPr>
+          <w:p>
+            <w:pPr>
+              <w:spacing w:after="0"/>
+            </w:pPr>
+            <w:r>
+              <w:rPr>
+                <w:sz w:val="18"/>
+              </w:rPr>
+              <w:t>Choosing between degrees blind</w:t>
+            </w:r>
+          </w:p>
+        </w:tc>
+      </w:tr>
+      <w:tr>
+        <w:trPr>
+          <w:cantSplit/>
+        </w:trPr>
+        <w:tc>
+          <w:tcPr>
+            <w:tcW w:w="3120" w:type="dxa"/>
+          </w:tcPr>
+          <w:p>
+            <w:pPr>
+              <w:spacing w:after="0"/>
+            </w:pPr>
+            <w:r>
+              <w:rPr>
+                <w:sz w:val="18"/>
+              </w:rPr>
+              <w:t>Ask ZedPath</w:t>
+            </w:r>
+          </w:p>
+        </w:tc>
+        <w:tc>
+          <w:tcPr>
+            <w:tcW w:w="3120" w:type="dxa"/>
+          </w:tcPr>
+          <w:p>
+            <w:pPr>
+              <w:spacing w:after="0"/>
+            </w:pPr>
+            <w:r>
+              <w:rPr>
+                <w:sz w:val="18"/>
+              </w:rPr>
+              <w:t>Questions answered in Sinhala, Tamil or English from the UGC handbook and official pages, each answer citing its page and linking to the official source to check; off-topic questions refused</w:t>
+            </w:r>
+          </w:p>
+        </w:tc>
+        <w:tc>
+          <w:tcPr>
+            <w:tcW w:w="3120" w:type="dxa"/>
+          </w:tcPr>
+          <w:p>
+            <w:pPr>
+              <w:spacing w:after="0"/>
+            </w:pPr>
+            <w:r>
+              <w:rPr>
+                <w:sz w:val="18"/>
+              </w:rPr>
+              <w:t>Hearsay and unreadable handbooks</w:t>
+            </w:r>
+          </w:p>
+        </w:tc>
+      </w:tr>
+      <w:tr>
+        <w:trPr>
+          <w:cantSplit/>
+        </w:trPr>
+        <w:tc>
+          <w:tcPr>
+            <w:tcW w:w="3120" w:type="dxa"/>
+          </w:tcPr>
+          <w:p>
+            <w:pPr>
+              <w:spacing w:after="0"/>
+            </w:pPr>
+            <w:r>
+              <w:rPr>
+                <w:sz w:val="18"/>
+              </w:rPr>
+              <w:t>Gazette alerts</w:t>
+            </w:r>
+          </w:p>
+        </w:tc>
+        <w:tc>
+          <w:tcPr>
+            <w:tcW w:w="3120" w:type="dxa"/>
+          </w:tcPr>
+          <w:p>
+            <w:pPr>
+              <w:spacing w:after="0"/>
+            </w:pPr>
+            <w:r>
+              <w:rPr>
+                <w:sz w:val="18"/>
+              </w:rPr>
+              <w:t>Every weekly Gazette read; a new job exam the student qualifies for becomes an alert with its closing date</w:t>
+            </w:r>
+          </w:p>
+        </w:tc>
+        <w:tc>
+          <w:tcPr>
+            <w:tcW w:w="3120" w:type="dxa"/>
+          </w:tcPr>
+          <w:p>
+            <w:pPr>
+              <w:spacing w:after="0"/>
+            </w:pPr>
+            <w:r>
+              <w:rPr>
+                <w:sz w:val="18"/>
+              </w:rPr>
+              <w:t>Missing job exams</w:t>
+            </w:r>
+          </w:p>
+        </w:tc>
+      </w:tr>
+      <w:tr>
+        <w:trPr>
+          <w:cantSplit/>
+        </w:trPr>
+        <w:tc>
+          <w:tcPr>
+            <w:tcW w:w="3120" w:type="dxa"/>
+          </w:tcPr>
+          <w:p>
+            <w:pPr>
+              <w:spacing w:after="0"/>
+            </w:pPr>
+            <w:r>
+              <w:rPr>
+                <w:sz w:val="18"/>
+              </w:rPr>
+              <w:t>Journey and reminders</w:t>
+            </w:r>
+          </w:p>
+        </w:tc>
+        <w:tc>
+          <w:tcPr>
+            <w:tcW w:w="3120" w:type="dxa"/>
+          </w:tcPr>
+          <w:p>
+            <w:pPr>
+              <w:spacing w:after="0"/>
+            </w:pPr>
+            <w:r>
+              <w:rPr>
+                <w:sz w:val="18"/>
+              </w:rPr>
+              <w:t>Every step from results to registration, marked confirmed or estimated, with reminders as phone notifications</w:t>
+            </w:r>
+          </w:p>
+        </w:tc>
+        <w:tc>
+          <w:tcPr>
+            <w:tcW w:w="3120" w:type="dxa"/>
+          </w:tcPr>
+          <w:p>
+            <w:pPr>
+              <w:spacing w:after="0"/>
+            </w:pPr>
+            <w:r>
+              <w:rPr>
+                <w:sz w:val="18"/>
+              </w:rPr>
+              <w:t>Missed windows and later rounds</w:t>
+            </w:r>
+          </w:p>
+        </w:tc>
+      </w:tr>
+      <w:tr>
+        <w:trPr>
+          <w:cantSplit/>
+        </w:trPr>
+        <w:tc>
+          <w:tcPr>
+            <w:tcW w:w="3120" w:type="dxa"/>
+          </w:tcPr>
+          <w:p>
+            <w:pPr>
+              <w:spacing w:after="0"/>
+            </w:pPr>
+            <w:r>
+              <w:rPr>
+                <w:sz w:val="18"/>
+              </w:rPr>
+              <w:t>Course groups</w:t>
+            </w:r>
+          </w:p>
+        </w:tc>
+        <w:tc>
+          <w:tcPr>
+            <w:tcW w:w="3120" w:type="dxa"/>
+          </w:tcPr>
+          <w:p>
+            <w:pPr>
+              <w:spacing w:after="0"/>
+            </w:pPr>
+            <w:r>
+              <w:rPr>
+                <w:sz w:val="18"/>
+              </w:rPr>
+              <w:t>A group per target course, verified seniors marked with a badge, report and block on every message</w:t>
+            </w:r>
+          </w:p>
+        </w:tc>
+        <w:tc>
+          <w:tcPr>
+            <w:tcW w:w="3120" w:type="dxa"/>
+          </w:tcPr>
+          <w:p>
+            <w:pPr>
+              <w:spacing w:after="0"/>
+            </w:pPr>
+            <w:r>
+              <w:rPr>
+                <w:sz w:val="18"/>
+              </w:rPr>
+              <w:t>Unverified Facebook advice</w:t>
+            </w:r>
+          </w:p>
+        </w:tc>
+      </w:tr>
+      <w:tr>
+        <w:trPr>
+          <w:cantSplit/>
+        </w:trPr>
+        <w:tc>
+          <w:tcPr>
+            <w:tcW w:w="3120" w:type="dxa"/>
+          </w:tcPr>
+          <w:p>
+            <w:pPr>
+              <w:spacing w:after="0"/>
+            </w:pPr>
+            <w:r>
+              <w:rPr>
+                <w:sz w:val="18"/>
+              </w:rPr>
+              <w:t>Three languages</w:t>
+            </w:r>
+          </w:p>
+        </w:tc>
+        <w:tc>
+          <w:tcPr>
+            <w:tcW w:w="3120" w:type="dxa"/>
+          </w:tcPr>
+          <w:p>
+            <w:pPr>
+              <w:spacing w:after="0"/>
+            </w:pPr>
+            <w:r>
+              <w:rPr>
+                <w:sz w:val="18"/>
+              </w:rPr>
+              <w:t>The whole interface in Sinhala, Tamil and English, reviewed by native speakers</w:t>
+            </w:r>
+          </w:p>
+        </w:tc>
+        <w:tc>
+          <w:tcPr>
+            <w:tcW w:w="3120" w:type="dxa"/>
+          </w:tcPr>
+          <w:p>
+            <w:pPr>
+              <w:spacing w:after="0"/>
+            </w:pPr>
+            <w:r>
+              <w:rPr>
+                <w:sz w:val="18"/>
+              </w:rPr>
+              <w:t>English-only tools</w:t>
+            </w:r>
+          </w:p>
+        </w:tc>
+      </w:tr>
+      <w:tr>
+        <w:trPr>
+          <w:cantSplit/>
+        </w:trPr>
+        <w:tc>
+          <w:tcPr>
+            <w:tcW w:w="3120" w:type="dxa"/>
+          </w:tcPr>
+          <w:p>
+            <w:pPr>
+              <w:spacing w:after="0"/>
+            </w:pPr>
+            <w:r>
+              <w:rPr>
+                <w:sz w:val="18"/>
+              </w:rPr>
               <w:lastRenderedPageBreak/>
-              <w:t>Feature</w:t>
-            </w:r>
-          </w:p>
-        </w:tc>
-        <w:tc>
-          <w:tcPr>
-            <w:tcW w:w="3120" w:type="dxa"/>
-            <w:shd w:val="clear" w:color="auto" w:fill="F2F2F2"/>
-          </w:tcPr>
-          <w:p>
-            <w:pPr>
-              <w:spacing w:after="0"/>
-            </w:pPr>
-            <w:r>
-              <w:rPr>
-                <w:sz w:val="18"/>
-              </w:rPr>
-              <w:t>What the student gets</w:t>
-            </w:r>
-          </w:p>
-        </w:tc>
-        <w:tc>
-          <w:tcPr>
-            <w:tcW w:w="3120" w:type="dxa"/>
-            <w:shd w:val="clear" w:color="auto" w:fill="F2F2F2"/>
-          </w:tcPr>
-          <w:p>
-            <w:pPr>
-              <w:spacing w:after="0"/>
-            </w:pPr>
-            <w:r>
-              <w:rPr>
-                <w:sz w:val="18"/>
-              </w:rPr>
-              <w:t>Problem it removes</w:t>
-            </w:r>
-          </w:p>
-        </w:tc>
-      </w:tr>
-      <w:tr>
-        <w:trPr>
-          <w:cantSplit/>
-        </w:trPr>
-        <w:tc>
-          <w:tcPr>
-            <w:tcW w:w="3120" w:type="dxa"/>
-          </w:tcPr>
-          <w:p>
-            <w:pPr>
-              <w:spacing w:after="0"/>
-            </w:pPr>
-            <w:r>
-              <w:rPr>
-                <w:sz w:val="18"/>
-              </w:rPr>
-              <w:t>Enter results once</w:t>
-            </w:r>
-          </w:p>
-        </w:tc>
-        <w:tc>
-          <w:tcPr>
-            <w:tcW w:w="3120" w:type="dxa"/>
-          </w:tcPr>
-          <w:p>
-            <w:pPr>
-              <w:spacing w:after="0"/>
-            </w:pPr>
-            <w:r>
-              <w:rPr>
-                <w:sz w:val="18"/>
-              </w:rPr>
-              <w:t>Stream, district, Z-score and subject grades, entered one time and reused everywhere</w:t>
-            </w:r>
-          </w:p>
-        </w:tc>
-        <w:tc>
-          <w:tcPr>
-            <w:tcW w:w="3120" w:type="dxa"/>
-          </w:tcPr>
-          <w:p>
-            <w:pPr>
-              <w:spacing w:after="0"/>
-            </w:pPr>
-            <w:r>
-              <w:rPr>
-                <w:sz w:val="18"/>
-              </w:rPr>
-              <w:t>Re-checking the same facts on every site</w:t>
-            </w:r>
-          </w:p>
-        </w:tc>
-      </w:tr>
-      <w:tr>
-        <w:trPr>
-          <w:cantSplit/>
-        </w:trPr>
-        <w:tc>
-          <w:tcPr>
-            <w:tcW w:w="3120" w:type="dxa"/>
-          </w:tcPr>
-          <w:p>
-            <w:pPr>
-              <w:spacing w:after="0"/>
-            </w:pPr>
-            <w:r>
-              <w:rPr>
-                <w:sz w:val="18"/>
-              </w:rPr>
-              <w:t>Every path</w:t>
-            </w:r>
-          </w:p>
-        </w:tc>
-        <w:tc>
-          <w:tcPr>
-            <w:tcW w:w="3120" w:type="dxa"/>
-          </w:tcPr>
-          <w:p>
-            <w:pPr>
-              <w:spacing w:after="0"/>
-            </w:pPr>
-            <w:r>
-              <w:rPr>
-                <w:sz w:val="18"/>
-              </w:rPr>
-              <w:t>All 255 state course codes (Uni-Codes) rated Safe, Likely or Reach from five years of district cut-offs [2][6], beside private degrees, job exams, vocational courses, study abroad, etc.</w:t>
-            </w:r>
-          </w:p>
-        </w:tc>
-        <w:tc>
-          <w:tcPr>
-            <w:tcW w:w="3120" w:type="dxa"/>
-          </w:tcPr>
-          <w:p>
-            <w:pPr>
-              <w:spacing w:after="0"/>
-            </w:pPr>
-            <w:r>
-              <w:rPr>
-                <w:sz w:val="18"/>
-              </w:rPr>
-              <w:t>Not knowing the other paths</w:t>
-            </w:r>
-          </w:p>
-        </w:tc>
-      </w:tr>
-      <w:tr>
-        <w:trPr>
-          <w:cantSplit/>
-        </w:trPr>
-        <w:tc>
-          <w:tcPr>
-            <w:tcW w:w="3120" w:type="dxa"/>
-          </w:tcPr>
-          <w:p>
-            <w:pPr>
-              <w:spacing w:after="0"/>
-            </w:pPr>
-            <w:r>
-              <w:rPr>
-                <w:sz w:val="18"/>
-              </w:rPr>
-              <w:t>Course pages</w:t>
-            </w:r>
-          </w:p>
-        </w:tc>
-        <w:tc>
-          <w:tcPr>
-            <w:tcW w:w="3120" w:type="dxa"/>
-          </w:tcPr>
-          <w:p>
-            <w:pPr>
-              <w:spacing w:after="0"/>
-            </w:pPr>
-            <w:r>
-              <w:rPr>
-                <w:sz w:val="18"/>
-              </w:rPr>
-              <w:t>Entry rules checked against the student's own grades, aptitude-test flags, the cut-off history and the official syllabus</w:t>
-            </w:r>
-          </w:p>
-        </w:tc>
-        <w:tc>
-          <w:tcPr>
-            <w:tcW w:w="3120" w:type="dxa"/>
-          </w:tcPr>
-          <w:p>
-            <w:pPr>
-              <w:spacing w:after="0"/>
-            </w:pPr>
-            <w:r>
-              <w:rPr>
-                <w:sz w:val="18"/>
-              </w:rPr>
-              <w:t>Ineligible choices; "what does this degree teach?"</w:t>
-            </w:r>
-          </w:p>
-        </w:tc>
-      </w:tr>
-      <w:tr>
-        <w:trPr>
-          <w:cantSplit/>
-        </w:trPr>
-        <w:tc>
-          <w:tcPr>
-            <w:tcW w:w="3120" w:type="dxa"/>
-          </w:tcPr>
-          <w:p>
-            <w:pPr>
-              <w:spacing w:after="0"/>
-            </w:pPr>
-            <w:r>
-              <w:rPr>
-                <w:sz w:val="18"/>
-              </w:rPr>
-              <w:t>My list</w:t>
-            </w:r>
-          </w:p>
-        </w:tc>
-        <w:tc>
-          <w:tcPr>
-            <w:tcW w:w="3120" w:type="dxa"/>
-          </w:tcPr>
-          <w:p>
-            <w:pPr>
-              <w:spacing w:after="0"/>
-            </w:pPr>
-            <w:r>
-              <w:rPr>
-                <w:sz w:val="18"/>
-              </w:rPr>
-              <w:t>The UGC preference list (up to 125 courses), with warnings when the order blocks a course the student wants more</w:t>
-            </w:r>
-          </w:p>
-        </w:tc>
-        <w:tc>
-          <w:tcPr>
-            <w:tcW w:w="3120" w:type="dxa"/>
-          </w:tcPr>
-          <w:p>
-            <w:pPr>
-              <w:spacing w:after="0"/>
-            </w:pPr>
-            <w:r>
-              <w:rPr>
-                <w:sz w:val="18"/>
-              </w:rPr>
-              <w:t>A badly ordered list</w:t>
-            </w:r>
-          </w:p>
-        </w:tc>
-      </w:tr>
-      <w:tr>
-        <w:trPr>
-          <w:cantSplit/>
-        </w:trPr>
-        <w:tc>
-          <w:tcPr>
-            <w:tcW w:w="3120" w:type="dxa"/>
-          </w:tcPr>
-          <w:p>
-            <w:pPr>
-              <w:spacing w:after="0"/>
-            </w:pPr>
-            <w:r>
-              <w:rPr>
-                <w:sz w:val="18"/>
-              </w:rPr>
-              <w:t>Compare</w:t>
-            </w:r>
-          </w:p>
-        </w:tc>
-        <w:tc>
-          <w:tcPr>
-            <w:tcW w:w="3120" w:type="dxa"/>
-          </w:tcPr>
-          <w:p>
-            <w:pPr>
-              <w:spacing w:after="0"/>
-            </w:pPr>
-            <w:r>
-              <w:rPr>
-                <w:sz w:val="18"/>
-              </w:rPr>
-              <w:t>Up to three courses side by side: chance, length, first-year subjects, extra steps</w:t>
-            </w:r>
-          </w:p>
-        </w:tc>
-        <w:tc>
-          <w:tcPr>
-            <w:tcW w:w="3120" w:type="dxa"/>
-          </w:tcPr>
-          <w:p>
-            <w:pPr>
-              <w:spacing w:after="0"/>
-            </w:pPr>
-            <w:r>
-              <w:rPr>
-                <w:sz w:val="18"/>
-              </w:rPr>
-              <w:t>Choosing between degrees blind</w:t>
-            </w:r>
-          </w:p>
-        </w:tc>
-      </w:tr>
-      <w:tr>
-        <w:trPr>
-          <w:cantSplit/>
-        </w:trPr>
-        <w:tc>
-          <w:tcPr>
-            <w:tcW w:w="3120" w:type="dxa"/>
-          </w:tcPr>
-          <w:p>
-            <w:pPr>
-              <w:spacing w:after="0"/>
-            </w:pPr>
-            <w:r>
-              <w:rPr>
-                <w:sz w:val="18"/>
-              </w:rPr>
-              <w:t>Ask ZedPath</w:t>
-            </w:r>
-          </w:p>
-        </w:tc>
-        <w:tc>
-          <w:tcPr>
-            <w:tcW w:w="3120" w:type="dxa"/>
-          </w:tcPr>
-          <w:p>
-            <w:pPr>
-              <w:spacing w:after="0"/>
-            </w:pPr>
-            <w:r>
-              <w:rPr>
-                <w:sz w:val="18"/>
-              </w:rPr>
-              <w:t>Questions answered in Sinhala, Tamil or English from the UGC handbook and official pages, each answer citing its page and linking to the official source to check; off-topic questions refused</w:t>
-            </w:r>
-          </w:p>
-        </w:tc>
-        <w:tc>
-          <w:tcPr>
-            <w:tcW w:w="3120" w:type="dxa"/>
-          </w:tcPr>
-          <w:p>
-            <w:pPr>
-              <w:spacing w:after="0"/>
-            </w:pPr>
-            <w:r>
-              <w:rPr>
-                <w:sz w:val="18"/>
-              </w:rPr>
-              <w:t>Hearsay and unreadable handbooks</w:t>
-            </w:r>
-          </w:p>
-        </w:tc>
-      </w:tr>
-      <w:tr>
-        <w:trPr>
-          <w:cantSplit/>
-        </w:trPr>
-        <w:tc>
-          <w:tcPr>
-            <w:tcW w:w="3120" w:type="dxa"/>
-          </w:tcPr>
-          <w:p>
-            <w:pPr>
-              <w:spacing w:after="0"/>
-            </w:pPr>
-            <w:r>
-              <w:rPr>
-                <w:sz w:val="18"/>
-              </w:rPr>
-              <w:t>Gazette alerts</w:t>
-            </w:r>
-          </w:p>
-        </w:tc>
-        <w:tc>
-          <w:tcPr>
-            <w:tcW w:w="3120" w:type="dxa"/>
-          </w:tcPr>
-          <w:p>
-            <w:pPr>
-              <w:spacing w:after="0"/>
-            </w:pPr>
-            <w:r>
-              <w:rPr>
-                <w:sz w:val="18"/>
-              </w:rPr>
-              <w:t>Every weekly Gazette read; a new job exam the student qualifies for becomes an alert with its closing date</w:t>
-            </w:r>
-          </w:p>
-        </w:tc>
-        <w:tc>
-          <w:tcPr>
-            <w:tcW w:w="3120" w:type="dxa"/>
-          </w:tcPr>
-          <w:p>
-            <w:pPr>
-              <w:spacing w:after="0"/>
-            </w:pPr>
-            <w:r>
-              <w:rPr>
-                <w:sz w:val="18"/>
-              </w:rPr>
-              <w:t>Missing job exams</w:t>
-            </w:r>
-          </w:p>
-        </w:tc>
-      </w:tr>
-      <w:tr>
-        <w:trPr>
-          <w:cantSplit/>
-        </w:trPr>
-        <w:tc>
-          <w:tcPr>
-            <w:tcW w:w="3120" w:type="dxa"/>
-          </w:tcPr>
-          <w:p>
-            <w:pPr>
-              <w:spacing w:after="0"/>
-            </w:pPr>
-            <w:r>
-              <w:rPr>
-                <w:sz w:val="18"/>
-              </w:rPr>
-              <w:t>Journey and reminders</w:t>
-            </w:r>
-          </w:p>
-        </w:tc>
-        <w:tc>
-          <w:tcPr>
-            <w:tcW w:w="3120" w:type="dxa"/>
-          </w:tcPr>
-          <w:p>
-            <w:pPr>
-              <w:spacing w:after="0"/>
-            </w:pPr>
-            <w:r>
-              <w:rPr>
-                <w:sz w:val="18"/>
-              </w:rPr>
-              <w:t>Every step from results to registration, marked confirmed or estimated, with reminders as phone notifications</w:t>
-            </w:r>
-          </w:p>
-        </w:tc>
-        <w:tc>
-          <w:tcPr>
-            <w:tcW w:w="3120" w:type="dxa"/>
-          </w:tcPr>
-          <w:p>
-            <w:pPr>
-              <w:spacing w:after="0"/>
-            </w:pPr>
-            <w:r>
-              <w:rPr>
-                <w:sz w:val="18"/>
-              </w:rPr>
-              <w:t>Missed windows and later rounds</w:t>
-            </w:r>
-          </w:p>
-        </w:tc>
-      </w:tr>
-      <w:tr>
-        <w:trPr>
-          <w:cantSplit/>
-        </w:trPr>
-        <w:tc>
-          <w:tcPr>
-            <w:tcW w:w="3120" w:type="dxa"/>
-          </w:tcPr>
-          <w:p>
-            <w:pPr>
-              <w:spacing w:after="0"/>
-            </w:pPr>
-            <w:r>
-              <w:rPr>
-                <w:sz w:val="18"/>
-              </w:rPr>
-              <w:t>Course groups</w:t>
-            </w:r>
-          </w:p>
-        </w:tc>
-        <w:tc>
-          <w:tcPr>
-            <w:tcW w:w="3120" w:type="dxa"/>
-          </w:tcPr>
-          <w:p>
-            <w:pPr>
-              <w:spacing w:after="0"/>
-            </w:pPr>
-            <w:r>
-              <w:rPr>
-                <w:sz w:val="18"/>
-              </w:rPr>
-              <w:t>A group per target course, verified seniors marked with a badge, report and block on every message</w:t>
-            </w:r>
-          </w:p>
-        </w:tc>
-        <w:tc>
-          <w:tcPr>
-            <w:tcW w:w="3120" w:type="dxa"/>
-          </w:tcPr>
-          <w:p>
-            <w:pPr>
-              <w:spacing w:after="0"/>
-            </w:pPr>
-            <w:r>
-              <w:rPr>
-                <w:sz w:val="18"/>
-              </w:rPr>
-              <w:t>Unverified Facebook advice</w:t>
-            </w:r>
-          </w:p>
-        </w:tc>
-      </w:tr>
-      <w:tr>
-        <w:trPr>
-          <w:cantSplit/>
-        </w:trPr>
-        <w:tc>
-          <w:tcPr>
-            <w:tcW w:w="3120" w:type="dxa"/>
-          </w:tcPr>
-          <w:p>
-            <w:pPr>
-              <w:spacing w:after="0"/>
-            </w:pPr>
-            <w:r>
-              <w:rPr>
-                <w:sz w:val="18"/>
-              </w:rPr>
-              <w:t>Three languages</w:t>
-            </w:r>
-          </w:p>
-        </w:tc>
-        <w:tc>
-          <w:tcPr>
-            <w:tcW w:w="3120" w:type="dxa"/>
-          </w:tcPr>
-          <w:p>
-            <w:pPr>
-              <w:spacing w:after="0"/>
-            </w:pPr>
-            <w:r>
-              <w:rPr>
-                <w:sz w:val="18"/>
-              </w:rPr>
-              <w:t>The whole interface in Sinhala, Tamil and English, reviewed by native speakers</w:t>
-            </w:r>
-          </w:p>
-        </w:tc>
-        <w:tc>
-          <w:tcPr>
-            <w:tcW w:w="3120" w:type="dxa"/>
-          </w:tcPr>
-          <w:p>
-            <w:pPr>
-              <w:spacing w:after="0"/>
-            </w:pPr>
-            <w:r>
-              <w:rPr>
-                <w:sz w:val="18"/>
-              </w:rPr>
-              <w:t>English-only tools</w:t>
-            </w:r>
-          </w:p>
-        </w:tc>
-      </w:tr>
-      <w:tr>
-        <w:trPr>
-          <w:cantSplit/>
-        </w:trPr>
-        <w:tc>
-          <w:tcPr>
-            <w:tcW w:w="3120" w:type="dxa"/>
-          </w:tcPr>
-          <w:p>
-            <w:pPr>
-              <w:spacing w:after="0"/>
-            </w:pPr>
-            <w:r>
-              <w:rPr>
-                <w:sz w:val="18"/>
-              </w:rPr>
               <w:t>Account</w:t>
             </w:r>
           </w:p>
@@ -1716,6 +1740,14 @@
       <w:r>
         <w:t>ZedPath runs in any phone browser, installs like an app, and ships as a native Android app with its own notifications.</w:t>
       </w:r>
+    </w:p>
+    <w:p>
+      <w:pPr>
+        <w:spacing w:after="80"/>
+        <w:rPr>
+          <w:b/>
+        </w:rPr>
+      </w:pPr>
     </w:p>
     <w:p>
       <w:pPr>
@@ -1735,8 +1767,16 @@
       <w:pPr>
         <w:pStyle w:val="Heading2"/>
         <w:keepLines/>
-      </w:pPr>
-      <w:r>
+        <w:rPr>
+          <w:sz w:val="32"/>
+          <w:szCs w:val="32"/>
+        </w:rPr>
+      </w:pPr>
+      <w:r>
+        <w:rPr>
+          <w:sz w:val="32"/>
+          <w:szCs w:val="32"/>
+        </w:rPr>
         <w:t>3. Target audience</w:t>
       </w:r>
     </w:p>
@@ -1756,7 +1796,6 @@
         <w:rPr>
           <w:noProof/>
         </w:rPr>
-        <w:lastRenderedPageBreak/>
         <w:drawing>
           <wp:inline distT="0" distB="0" distL="0" distR="0" wp14:anchorId="4C7082C3" wp14:editId="4C7082C4">
             <wp:extent cx="5486400" cy="2090057"/>
@@ -1771,7 +1810,7 @@
                     <pic:cNvPicPr/>
                   </pic:nvPicPr>
                   <pic:blipFill>
-                    <a:blip r:embed="rId5"/>
+                    <a:blip r:embed="rId6"/>
                     <a:stretch>
                       <a:fillRect/>
                     </a:stretch>
@@ -2511,32 +2550,49 @@
       <w:pPr>
         <w:pStyle w:val="Heading2"/>
         <w:keepLines/>
-      </w:pPr>
-      <w:r>
+        <w:rPr>
+          <w:sz w:val="32"/>
+          <w:szCs w:val="32"/>
+        </w:rPr>
+      </w:pPr>
+      <w:r>
+        <w:rPr>
+          <w:sz w:val="32"/>
+          <w:szCs w:val="32"/>
+        </w:rPr>
         <w:t>4. Value proposition</w:t>
       </w:r>
     </w:p>
     <w:p>
       <w:pPr>
         <w:spacing w:after="80"/>
-      </w:pPr>
-      <w:r>
         <w:rPr>
           <w:b/>
         </w:rPr>
+      </w:pPr>
+      <w:r>
+        <w:rPr>
+          <w:b/>
+        </w:rPr>
         <w:t>For students:</w:t>
       </w:r>
       <w:r>
         <w:t xml:space="preserve"> every path they can reach, checked against their own results, with the source behind every number, free. </w:t>
       </w:r>
+    </w:p>
+    <w:p>
+      <w:pPr>
+        <w:spacing w:after="80"/>
+      </w:pPr>
       <w:r>
         <w:rPr>
           <w:b/>
+          <w:bCs/>
         </w:rPr>
         <w:t>For sponsors:</w:t>
       </w:r>
       <w:r>
-        <w:t xml:space="preserve"> a trusted way to support students at the moment they decide, with their name never shown beside results or answers.</w:t>
+        <w:t xml:space="preserve"> a visible education CSR story ("helped 10,000 students plan their next step") and their name in front of students just as they open their first bank account or choose a mobile plan for university. Sponsors appear across the app, on the welcome screen, in reminders and in the Journey, but never inside an answer or a course ranking, so the advice stays neutral.</w:t>
       </w:r>
     </w:p>
     <w:p>
@@ -2545,7 +2601,6 @@
         <w:keepLines/>
       </w:pPr>
       <w:r>
-        <w:lastRenderedPageBreak/>
         <w:t>Against the alternatives</w:t>
       </w:r>
     </w:p>
@@ -3055,16 +3110,29 @@
     <w:p>
       <w:pPr>
         <w:spacing w:after="80"/>
-      </w:pPr>
-      <w:r>
         <w:rPr>
           <w:b/>
         </w:rPr>
+      </w:pPr>
+    </w:p>
+    <w:p>
+      <w:pPr>
+        <w:spacing w:after="80"/>
+      </w:pPr>
+      <w:r>
+        <w:rPr>
+          <w:b/>
+        </w:rPr>
         <w:t>ZedPath's edge</w:t>
       </w:r>
       <w:r>
         <w:t xml:space="preserve"> is the combination, and four things no tested tool does:</w:t>
       </w:r>
+    </w:p>
+    <w:p>
+      <w:pPr>
+        <w:spacing w:after="80"/>
+      </w:pPr>
     </w:p>
     <w:p>
       <w:pPr>
@@ -3101,7 +3169,19 @@
         <w:t>Checks the order.</w:t>
       </w:r>
       <w:r>
-        <w:t xml:space="preserve"> The preference list is tested against how selection actually works.</w:t>
+        <w:t xml:space="preserve"> The preference list is tested against how selection actually wo</w:t>
+      </w:r>
+      <w:r>
+        <w:t>r</w:t>
+      </w:r>
+      <w:r>
+        <w:t>k</w:t>
+      </w:r>
+      <w:r>
+        <w:t>s</w:t>
+      </w:r>
+      <w:r>
+        <w:t>.</w:t>
       </w:r>
     </w:p>
     <w:p>
@@ -3116,11 +3196,12 @@
       <w:r>
         <w:rPr>
           <w:b/>
-        </w:rPr>
-        <w:t>Covers paths outside the UGC.</w:t>
-      </w:r>
-      <w:r>
-        <w:t xml:space="preserve"> Private degrees, job exams, vocational courses, study abroad and more sit beside state courses.</w:t>
+          <w:bCs/>
+        </w:rPr>
+        <w:t>Covers personalized paths outside the UGC.</w:t>
+      </w:r>
+      <w:r>
+        <w:t xml:space="preserve"> Using the details each student gives when registering (stream, district, results, age and achievements), ZedPath checks which private degrees, job exams, vocational courses and study-abroad options they can apply for, and its AI assistant answers questions about them for that student.</w:t>
       </w:r>
     </w:p>
     <w:p>
@@ -3144,14 +3225,6 @@
     </w:p>
     <w:p>
       <w:pPr>
-        <w:spacing w:after="80"/>
-      </w:pPr>
-      <w:r>
-        <w:t>The defensible part is the data pipeline: the yearly handbook, five years of cut-offs and the weekly Gazette are turned into tested rules, each tied to its source page. A competitor would have to rebuild that pipeline and keep it current every year.</w:t>
-      </w:r>
-    </w:p>
-    <w:p>
-      <w:pPr>
         <w:pStyle w:val="Heading2"/>
         <w:keepLines/>
       </w:pPr>
@@ -3167,8 +3240,16 @@
         <w:pStyle w:val="Heading2"/>
         <w:keepLines/>
         <w:pageBreakBefore/>
-      </w:pPr>
-      <w:r>
+        <w:rPr>
+          <w:sz w:val="32"/>
+          <w:szCs w:val="32"/>
+        </w:rPr>
+      </w:pPr>
+      <w:r>
+        <w:rPr>
+          <w:sz w:val="32"/>
+          <w:szCs w:val="32"/>
+        </w:rPr>
         <w:lastRenderedPageBreak/>
         <w:t>5. Implementation</w:t>
       </w:r>
@@ -3177,8 +3258,16 @@
       <w:pPr>
         <w:pStyle w:val="Heading3"/>
         <w:keepLines/>
-      </w:pPr>
-      <w:r>
+        <w:rPr>
+          <w:sz w:val="28"/>
+          <w:szCs w:val="28"/>
+        </w:rPr>
+      </w:pPr>
+      <w:r>
+        <w:rPr>
+          <w:sz w:val="28"/>
+          <w:szCs w:val="28"/>
+        </w:rPr>
         <w:t>How it is built</w:t>
       </w:r>
     </w:p>
@@ -3212,7 +3301,7 @@
                     <pic:cNvPicPr/>
                   </pic:nvPicPr>
                   <pic:blipFill>
-                    <a:blip r:embed="rId6"/>
+                    <a:blip r:embed="rId7"/>
                     <a:stretch>
                       <a:fillRect/>
                     </a:stretch>
@@ -3340,8 +3429,16 @@
       <w:pPr>
         <w:pStyle w:val="Heading3"/>
         <w:keepLines/>
-      </w:pPr>
-      <w:r>
+        <w:rPr>
+          <w:sz w:val="28"/>
+          <w:szCs w:val="28"/>
+        </w:rPr>
+      </w:pPr>
+      <w:r>
+        <w:rPr>
+          <w:sz w:val="28"/>
+          <w:szCs w:val="28"/>
+        </w:rPr>
         <w:t>Go-to-market and roadmap</w:t>
       </w:r>
     </w:p>
@@ -3439,20 +3536,36 @@
         </w:rPr>
         <w:lastRenderedPageBreak/>
         <w:drawing>
-          <wp:inline distT="0" distB="0" distL="0" distR="0" wp14:anchorId="4C7082C7" wp14:editId="4C7082C8">
-            <wp:extent cx="5486400" cy="1812471"/>
+          <wp:anchor distT="0" distB="0" distL="114300" distR="114300" simplePos="0" relativeHeight="251659264" behindDoc="0" locked="0" layoutInCell="1" allowOverlap="1" wp14:anchorId="3E656F68" wp14:editId="2839502C">
+            <wp:simplePos x="0" y="0"/>
+            <wp:positionH relativeFrom="column">
+              <wp:posOffset>-163830</wp:posOffset>
+            </wp:positionH>
+            <wp:positionV relativeFrom="paragraph">
+              <wp:posOffset>-366395</wp:posOffset>
+            </wp:positionV>
+            <wp:extent cx="6332220" cy="2091690"/>
             <wp:effectExtent l="0" t="0" r="0" b="0"/>
-            <wp:docPr id="3" name="image3" descr="Roadmap to the 2027 admission cycle · phases and gates"/>
-            <wp:cNvGraphicFramePr/>
+            <wp:wrapSquare wrapText="bothSides"/>
+            <wp:docPr id="591797102" name="Picture 1"/>
+            <wp:cNvGraphicFramePr>
+              <a:graphicFrameLocks xmlns:a="http://schemas.openxmlformats.org/drawingml/2006/main" noChangeAspect="1"/>
+            </wp:cNvGraphicFramePr>
             <a:graphic xmlns:a="http://schemas.openxmlformats.org/drawingml/2006/main">
               <a:graphicData uri="http://schemas.openxmlformats.org/drawingml/2006/picture">
                 <pic:pic xmlns:pic="http://schemas.openxmlformats.org/drawingml/2006/picture">
                   <pic:nvPicPr>
-                    <pic:cNvPr id="3" name="image3" descr="Roadmap to the 2027 admission cycle · phases and gates"/>
+                    <pic:cNvPr id="591797102" name="Picture 591797102"/>
                     <pic:cNvPicPr/>
                   </pic:nvPicPr>
                   <pic:blipFill>
-                    <a:blip r:embed="rId7"/>
+                    <a:blip r:embed="rId8">
+                      <a:extLst>
+                        <a:ext uri="{28A0092B-C50C-407E-A947-70E740481C1C}">
+                          <a14:useLocalDpi xmlns:a14="http://schemas.microsoft.com/office/drawing/2010/main" val="0"/>
+                        </a:ext>
+                      </a:extLst>
+                    </a:blip>
                     <a:stretch>
                       <a:fillRect/>
                     </a:stretch>
@@ -3460,7 +3573,7 @@
                   <pic:spPr>
                     <a:xfrm>
                       <a:off x="0" y="0"/>
-                      <a:ext cx="5486400" cy="1812471"/>
+                      <a:ext cx="6332220" cy="2091690"/>
                     </a:xfrm>
                     <a:prstGeom prst="rect">
                       <a:avLst/>
@@ -3469,22 +3582,9 @@
                 </pic:pic>
               </a:graphicData>
             </a:graphic>
-          </wp:inline>
+          </wp:anchor>
         </w:drawing>
       </w:r>
-    </w:p>
-    <w:p>
-      <w:pPr>
-        <w:spacing w:after="80"/>
-      </w:pPr>
-      <w:r>
-        <w:t>Roadmap to the 2027 admission cycle · phases and gates</w:t>
-      </w:r>
-    </w:p>
-    <w:p>
-      <w:pPr>
-        <w:spacing w:after="80"/>
-      </w:pPr>
       <w:r>
         <w:t>Each cycle repeats with a new cohort, so the work of year one (rules pipeline, partners, channels) is reused every year.</w:t>
       </w:r>
@@ -3494,7 +3594,21 @@
         <w:pStyle w:val="Heading3"/>
         <w:keepLines/>
       </w:pPr>
-      <w:r>
+    </w:p>
+    <w:p>
+      <w:pPr>
+        <w:pStyle w:val="Heading3"/>
+        <w:keepLines/>
+        <w:rPr>
+          <w:sz w:val="28"/>
+          <w:szCs w:val="28"/>
+        </w:rPr>
+      </w:pPr>
+      <w:r>
+        <w:rPr>
+          <w:sz w:val="28"/>
+          <w:szCs w:val="28"/>
+        </w:rPr>
         <w:t>Business model and costs</w:t>
       </w:r>
     </w:p>
@@ -3504,7 +3618,10 @@
         <w:spacing w:after="80"/>
       </w:pPr>
       <w:r>
-        <w:t>ZedPath is funded from several small income streams, so no single partner decides its future. The core stays free for every student, and no stream can buy a higher place in a student's results.</w:t>
+        <w:t>Z</w:t>
+      </w:r>
+      <w:r>
+        <w:t>edPath is funded from several small income streams, so no single partner decides its future. The core stays free for every student, and no stream can buy a higher place in a student's results.</w:t>
       </w:r>
     </w:p>
     <w:tbl>
@@ -3732,75 +3849,6 @@
           </w:p>
         </w:tc>
       </w:tr>
-      <w:tr>
-        <w:trPr>
-          <w:cantSplit/>
-        </w:trPr>
-        <w:tc>
-          <w:tcPr>
-            <w:tcW w:w="2340" w:type="dxa"/>
-          </w:tcPr>
-          <w:p>
-            <w:pPr>
-              <w:spacing w:after="0"/>
-            </w:pPr>
-            <w:r>
-              <w:rPr>
-                <w:sz w:val="18"/>
-              </w:rPr>
-              <w:t>Demand reports for universities and policy makers (from year two)</w:t>
-            </w:r>
-          </w:p>
-        </w:tc>
-        <w:tc>
-          <w:tcPr>
-            <w:tcW w:w="2340" w:type="dxa"/>
-          </w:tcPr>
-          <w:p>
-            <w:pPr>
-              <w:spacing w:after="0"/>
-            </w:pPr>
-            <w:r>
-              <w:rPr>
-                <w:sz w:val="18"/>
-              </w:rPr>
-              <w:t>Aggregated, opt-in reports; never individual data, small groups suppressed</w:t>
-            </w:r>
-          </w:p>
-        </w:tc>
-        <w:tc>
-          <w:tcPr>
-            <w:tcW w:w="2340" w:type="dxa"/>
-          </w:tcPr>
-          <w:p>
-            <w:pPr>
-              <w:spacing w:after="0"/>
-            </w:pPr>
-            <w:r>
-              <w:rPr>
-                <w:sz w:val="18"/>
-              </w:rPr>
-              <w:t>LKR 50,000 per report</w:t>
-            </w:r>
-          </w:p>
-        </w:tc>
-        <w:tc>
-          <w:tcPr>
-            <w:tcW w:w="2340" w:type="dxa"/>
-          </w:tcPr>
-          <w:p>
-            <w:pPr>
-              <w:spacing w:after="0"/>
-            </w:pPr>
-            <w:r>
-              <w:rPr>
-                <w:sz w:val="18"/>
-              </w:rPr>
-              <w:t>0 in year one</w:t>
-            </w:r>
-          </w:p>
-        </w:tc>
-      </w:tr>
     </w:tbl>
     <w:p>
       <w:pPr>
@@ -4184,7 +4232,13 @@
       <w:pPr>
         <w:spacing w:after="80"/>
       </w:pPr>
-      <w:r>
+    </w:p>
+    <w:p>
+      <w:pPr>
+        <w:spacing w:after="80"/>
+      </w:pPr>
+      <w:r>
+        <w:lastRenderedPageBreak/>
         <w:t>That is about LKR 8 per student a year, of which AI answers are about LKR 4.60. Plus at 2% of students brings LKR 98,000, which covers year one's cost (LKR 78,100) with a margin. One CSR grant (LKR 100,000) funds the next cycle's growth, for LKR 198,000 in all.</w:t>
       </w:r>
     </w:p>
@@ -4192,8 +4246,16 @@
       <w:pPr>
         <w:pStyle w:val="Heading3"/>
         <w:keepLines/>
-      </w:pPr>
-      <w:r>
+        <w:rPr>
+          <w:sz w:val="28"/>
+          <w:szCs w:val="28"/>
+        </w:rPr>
+      </w:pPr>
+      <w:r>
+        <w:rPr>
+          <w:sz w:val="28"/>
+          <w:szCs w:val="28"/>
+        </w:rPr>
         <w:t>Risks and mitigations</w:t>
       </w:r>
     </w:p>
@@ -4705,8 +4767,16 @@
         <w:pStyle w:val="Heading2"/>
         <w:keepLines/>
         <w:pageBreakBefore/>
-      </w:pPr>
-      <w:r>
+        <w:rPr>
+          <w:sz w:val="32"/>
+          <w:szCs w:val="32"/>
+        </w:rPr>
+      </w:pPr>
+      <w:r>
+        <w:rPr>
+          <w:sz w:val="32"/>
+          <w:szCs w:val="32"/>
+        </w:rPr>
         <w:lastRenderedPageBreak/>
         <w:t>References</w:t>
       </w:r>
@@ -4754,7 +4824,7 @@
       <w:r>
         <w:t xml:space="preserve"> (student handbook): proposed intake per Uni-Code, entry rules, up to 125 preferences. </w:t>
       </w:r>
-      <w:hyperlink r:id="rId8" w:history="1">
+      <w:hyperlink r:id="rId9" w:history="1">
         <w:r>
           <w:rPr>
             <w:rStyle w:val="Hyperlink"/>
@@ -5670,7 +5740,6 @@
   <w:style w:type="character" w:default="1" w:styleId="DefaultParagraphFont">
     <w:name w:val="Default Paragraph Font"/>
     <w:uiPriority w:val="1"/>
-    <w:semiHidden/>
     <w:unhideWhenUsed/>
   </w:style>
   <w:style w:type="table" w:default="1" w:styleId="TableNormal">
@@ -6108,4 +6177,16 @@
     </a:ext>
   </a:extLst>
 </a:theme>
+</file>
+
+<file path=customXml/item1.xml><?xml version="1.0" encoding="utf-8"?>
+<b:Sources xmlns:b="http://schemas.openxmlformats.org/officeDocument/2006/bibliography" xmlns="http://schemas.openxmlformats.org/officeDocument/2006/bibliography" SelectedStyle="\APASixthEditionOfficeOnline.xsl" StyleName="APA" Version="6"/>
+</file>
+
+<file path=customXml/itemProps1.xml><?xml version="1.0" encoding="utf-8"?>
+<ds:datastoreItem xmlns:ds="http://schemas.openxmlformats.org/officeDocument/2006/customXml" ds:itemID="{549E1803-1905-4579-AD02-0BB2C50011B7}">
+  <ds:schemaRefs>
+    <ds:schemaRef ds:uri="http://schemas.openxmlformats.org/officeDocument/2006/bibliography"/>
+  </ds:schemaRefs>
+</ds:datastoreItem>
 </file>